--- a/fuentes/CF1_52450483_DU.docx
+++ b/fuentes/CF1_52450483_DU.docx
@@ -2330,35 +2330,7 @@
         <w:rPr>
           <w:lang w:eastAsia="es-CO"/>
         </w:rPr>
-        <w:t xml:space="preserve">La ergonomía es contemplada como una disciplina científica que se encarga de estudiar las interacciones entre seres humanos y elementos de un sistema (International </w:t>
-      </w:r>
-      <w:proofErr w:type="spellStart"/>
-      <w:r>
-        <w:rPr>
-          <w:lang w:eastAsia="es-CO"/>
-        </w:rPr>
-        <w:t>Ergonomics</w:t>
-      </w:r>
-      <w:proofErr w:type="spellEnd"/>
-      <w:r>
-        <w:rPr>
-          <w:lang w:eastAsia="es-CO"/>
-        </w:rPr>
-        <w:t xml:space="preserve"> </w:t>
-      </w:r>
-      <w:proofErr w:type="spellStart"/>
-      <w:r>
-        <w:rPr>
-          <w:lang w:eastAsia="es-CO"/>
-        </w:rPr>
-        <w:t>Association</w:t>
-      </w:r>
-      <w:proofErr w:type="spellEnd"/>
-      <w:r>
-        <w:rPr>
-          <w:lang w:eastAsia="es-CO"/>
-        </w:rPr>
-        <w:t>, 2000), aplicada a partir de teorías, principios y métodos cuyo fin es el bienestar humano.</w:t>
+        <w:t>La ergonomía es contemplada como una disciplina científica que se encarga de estudiar las interacciones entre seres humanos y elementos de un sistema (International Ergonomics Association, 2000), aplicada a partir de teorías, principios y métodos cuyo fin es el bienestar humano.</w:t>
       </w:r>
     </w:p>
     <w:p>
@@ -2714,21 +2686,7 @@
         <w:rPr>
           <w:lang w:val="es-419" w:eastAsia="es-CO"/>
         </w:rPr>
-        <w:t xml:space="preserve">El análisis de medidas es un paso esencial en el desarrollo de patrones, ya que consiste en interpretar las dimensiones del cuerpo humano y convertirlas en datos útiles para el trazado técnico de la </w:t>
-      </w:r>
-      <w:proofErr w:type="spellStart"/>
-      <w:r>
-        <w:rPr>
-          <w:lang w:val="es-419" w:eastAsia="es-CO"/>
-        </w:rPr>
-        <w:t>moldería</w:t>
-      </w:r>
-      <w:proofErr w:type="spellEnd"/>
-      <w:r>
-        <w:rPr>
-          <w:lang w:val="es-419" w:eastAsia="es-CO"/>
-        </w:rPr>
-        <w:t>. El proceso comienza con la toma precisa de medidas corporales, que deben realizarse siguiendo una metodología estandarizada para asegurar la fiabilidad de los resultados.</w:t>
+        <w:t>El análisis de medidas es un paso esencial en el desarrollo de patrones, ya que consiste en interpretar las dimensiones del cuerpo humano y convertirlas en datos útiles para el trazado técnico de la moldería. El proceso comienza con la toma precisa de medidas corporales, que deben realizarse siguiendo una metodología estandarizada para asegurar la fiabilidad de los resultados.</w:t>
       </w:r>
     </w:p>
     <w:p>
@@ -2830,6 +2788,11 @@
     </w:p>
     <w:p>
       <w:pPr>
+        <w:pStyle w:val="Prrafodelista"/>
+        <w:numPr>
+          <w:ilvl w:val="0"/>
+          <w:numId w:val="43"/>
+        </w:numPr>
         <w:rPr>
           <w:b/>
           <w:bCs/>
@@ -2847,27 +2810,29 @@
     </w:p>
     <w:p>
       <w:pPr>
-        <w:rPr>
-          <w:lang w:val="es-419" w:eastAsia="es-CO"/>
-        </w:rPr>
-      </w:pPr>
-      <w:r>
-        <w:rPr>
-          <w:lang w:eastAsia="es-CO"/>
-        </w:rPr>
-        <w:t xml:space="preserve">Consultar el </w:t>
-      </w:r>
-      <w:r>
-        <w:rPr>
-          <w:lang w:eastAsia="es-CO"/>
-        </w:rPr>
-        <w:t>anexo 1</w:t>
-      </w:r>
-      <w:r>
-        <w:rPr>
-          <w:lang w:eastAsia="es-CO"/>
-        </w:rPr>
-        <w:t>, donde ampliará la información de la temática tratada</w:t>
+        <w:pStyle w:val="Prrafodelista"/>
+        <w:ind w:left="1429" w:firstLine="0"/>
+        <w:rPr>
+          <w:lang w:val="es-419" w:eastAsia="es-CO"/>
+        </w:rPr>
+      </w:pPr>
+      <w:r>
+        <w:rPr>
+          <w:lang w:eastAsia="es-CO"/>
+        </w:rPr>
+        <w:t>Consultar el</w:t>
+      </w:r>
+      <w:r>
+        <w:rPr>
+          <w:lang w:eastAsia="es-CO"/>
+        </w:rPr>
+        <w:t xml:space="preserve"> documento (anexo 1) en la carpeta de anexos,</w:t>
+      </w:r>
+      <w:r>
+        <w:rPr>
+          <w:lang w:eastAsia="es-CO"/>
+        </w:rPr>
+        <w:t xml:space="preserve"> donde ampliará la información de la temática tratada</w:t>
       </w:r>
       <w:r>
         <w:rPr>
@@ -2934,6 +2899,11 @@
     </w:p>
     <w:p>
       <w:pPr>
+        <w:pStyle w:val="Prrafodelista"/>
+        <w:numPr>
+          <w:ilvl w:val="0"/>
+          <w:numId w:val="43"/>
+        </w:numPr>
         <w:rPr>
           <w:b/>
           <w:bCs/>
@@ -2951,6 +2921,8 @@
     </w:p>
     <w:p>
       <w:pPr>
+        <w:pStyle w:val="Prrafodelista"/>
+        <w:ind w:left="1429" w:firstLine="0"/>
         <w:rPr>
           <w:lang w:eastAsia="es-CO"/>
         </w:rPr>
@@ -2965,7 +2937,7 @@
         <w:rPr>
           <w:lang w:eastAsia="es-CO"/>
         </w:rPr>
-        <w:t>anexo 2</w:t>
+        <w:t>documento (anexo 2) en la carpeta de anexos</w:t>
       </w:r>
       <w:r>
         <w:rPr>
@@ -2979,20 +2951,6 @@
         </w:rPr>
         <w:t>.</w:t>
       </w:r>
-    </w:p>
-    <w:p>
-      <w:pPr>
-        <w:rPr>
-          <w:lang w:val="es-419" w:eastAsia="es-CO"/>
-        </w:rPr>
-      </w:pPr>
-    </w:p>
-    <w:p>
-      <w:pPr>
-        <w:rPr>
-          <w:lang w:val="es-419" w:eastAsia="es-CO"/>
-        </w:rPr>
-      </w:pPr>
     </w:p>
     <w:p>
       <w:pPr>
@@ -3161,15 +3119,7 @@
               <w:pStyle w:val="TextoTablas"/>
             </w:pPr>
             <w:r>
-              <w:t xml:space="preserve">Mini, </w:t>
-            </w:r>
-            <w:proofErr w:type="spellStart"/>
-            <w:r>
-              <w:t>midi</w:t>
-            </w:r>
-            <w:proofErr w:type="spellEnd"/>
-            <w:r>
-              <w:t>, larga, plisada, tubo.</w:t>
+              <w:t>Mini, midi, larga, plisada, tubo.</w:t>
             </w:r>
           </w:p>
         </w:tc>
@@ -5161,7 +5111,6 @@
         </w:rPr>
         <w:t>El patrón base de falda se diseña a partir de la medida de cintura y del contorno de cadera, definiendo dos piezas: la pieza frontal y la pieza posterior. La intersección de las líneas de desarrollo vertical y horizontal determina la amplitud del bajo y la caída del tejido, permitiendo configurar siluetas rectas, </w:t>
       </w:r>
-      <w:proofErr w:type="spellStart"/>
       <w:r>
         <w:rPr>
           <w:rStyle w:val="Extranjerismo"/>
@@ -5169,7 +5118,6 @@
         </w:rPr>
         <w:t>evasé</w:t>
       </w:r>
-      <w:proofErr w:type="spellEnd"/>
       <w:r>
         <w:rPr>
           <w:lang w:eastAsia="es-CO"/>
@@ -5645,21 +5593,7 @@
         <w:rPr>
           <w:lang w:eastAsia="es-CO"/>
         </w:rPr>
-        <w:t xml:space="preserve">La correcta colocación de la línea de hilo garantiza el comportamiento adecuado del tejido. El patrón base de cuello sirve de referencia para variantes como el cuello camisero, el cuello </w:t>
-      </w:r>
-      <w:proofErr w:type="spellStart"/>
-      <w:r>
-        <w:rPr>
-          <w:lang w:eastAsia="es-CO"/>
-        </w:rPr>
-        <w:t>mao</w:t>
-      </w:r>
-      <w:proofErr w:type="spellEnd"/>
-      <w:r>
-        <w:rPr>
-          <w:lang w:eastAsia="es-CO"/>
-        </w:rPr>
-        <w:t xml:space="preserve"> o el cuello “Peter Pan”, todas ellas derivadas de la misma geometría fundamental.</w:t>
+        <w:t>La correcta colocación de la línea de hilo garantiza el comportamiento adecuado del tejido. El patrón base de cuello sirve de referencia para variantes como el cuello camisero, el cuello mao o el cuello “Peter Pan”, todas ellas derivadas de la misma geometría fundamental.</w:t>
       </w:r>
     </w:p>
     <w:p>
@@ -6538,10 +6472,11 @@
           <w:lang w:eastAsia="es-CO"/>
           <w14:ligatures w14:val="none"/>
         </w:rPr>
-        <w:t xml:space="preserve">Aldrich, W. (2015). </w:t>
-      </w:r>
-      <w:proofErr w:type="spellStart"/>
-      <w:r>
+        <w:t>Aldrich, W. (2015). Metric pattern cutting for women's wear (6ª ed.). Bloomsbury Publishing.</w:t>
+      </w:r>
+    </w:p>
+    <w:p>
+      <w:pPr>
         <w:rPr>
           <w:rFonts w:eastAsia="Times New Roman" w:cstheme="minorHAnsi"/>
           <w:kern w:val="0"/>
@@ -6550,9 +6485,7 @@
           <w:lang w:eastAsia="es-CO"/>
           <w14:ligatures w14:val="none"/>
         </w:rPr>
-        <w:t>Metric</w:t>
-      </w:r>
-      <w:proofErr w:type="spellEnd"/>
+      </w:pPr>
       <w:r>
         <w:rPr>
           <w:rFonts w:eastAsia="Times New Roman" w:cstheme="minorHAnsi"/>
@@ -6562,10 +6495,11 @@
           <w:lang w:eastAsia="es-CO"/>
           <w14:ligatures w14:val="none"/>
         </w:rPr>
-        <w:t xml:space="preserve"> </w:t>
-      </w:r>
-      <w:proofErr w:type="spellStart"/>
-      <w:r>
+        <w:t>Cooklin, G. (2008). Pattern grading for women's clothes: The technology of sizing. OM Books.</w:t>
+      </w:r>
+    </w:p>
+    <w:p>
+      <w:pPr>
         <w:rPr>
           <w:rFonts w:eastAsia="Times New Roman" w:cstheme="minorHAnsi"/>
           <w:kern w:val="0"/>
@@ -6574,9 +6508,7 @@
           <w:lang w:eastAsia="es-CO"/>
           <w14:ligatures w14:val="none"/>
         </w:rPr>
-        <w:t>pattern</w:t>
-      </w:r>
-      <w:proofErr w:type="spellEnd"/>
+      </w:pPr>
       <w:r>
         <w:rPr>
           <w:rFonts w:eastAsia="Times New Roman" w:cstheme="minorHAnsi"/>
@@ -6586,10 +6518,11 @@
           <w:lang w:eastAsia="es-CO"/>
           <w14:ligatures w14:val="none"/>
         </w:rPr>
-        <w:t xml:space="preserve"> </w:t>
-      </w:r>
-      <w:proofErr w:type="spellStart"/>
-      <w:r>
+        <w:t>Handford, J. (2001). Professional pattern grading for women's, men's, and children's apparel. TechStyle Publishing.</w:t>
+      </w:r>
+    </w:p>
+    <w:p>
+      <w:pPr>
         <w:rPr>
           <w:rFonts w:eastAsia="Times New Roman" w:cstheme="minorHAnsi"/>
           <w:kern w:val="0"/>
@@ -6598,9 +6531,7 @@
           <w:lang w:eastAsia="es-CO"/>
           <w14:ligatures w14:val="none"/>
         </w:rPr>
-        <w:t>cutting</w:t>
-      </w:r>
-      <w:proofErr w:type="spellEnd"/>
+      </w:pPr>
       <w:r>
         <w:rPr>
           <w:rFonts w:eastAsia="Times New Roman" w:cstheme="minorHAnsi"/>
@@ -6610,10 +6541,11 @@
           <w:lang w:eastAsia="es-CO"/>
           <w14:ligatures w14:val="none"/>
         </w:rPr>
-        <w:t xml:space="preserve"> </w:t>
-      </w:r>
-      <w:proofErr w:type="spellStart"/>
-      <w:r>
+        <w:t>Inexmoda (2023). Informe sectorial del sistema moda: industria textil y confección en Colombia. Observatorio de Moda Inexmoda.</w:t>
+      </w:r>
+    </w:p>
+    <w:p>
+      <w:pPr>
         <w:rPr>
           <w:rFonts w:eastAsia="Times New Roman" w:cstheme="minorHAnsi"/>
           <w:kern w:val="0"/>
@@ -6622,9 +6554,7 @@
           <w:lang w:eastAsia="es-CO"/>
           <w14:ligatures w14:val="none"/>
         </w:rPr>
-        <w:t>for</w:t>
-      </w:r>
-      <w:proofErr w:type="spellEnd"/>
+      </w:pPr>
       <w:r>
         <w:rPr>
           <w:rFonts w:eastAsia="Times New Roman" w:cstheme="minorHAnsi"/>
@@ -6634,10 +6564,11 @@
           <w:lang w:eastAsia="es-CO"/>
           <w14:ligatures w14:val="none"/>
         </w:rPr>
-        <w:t xml:space="preserve"> </w:t>
-      </w:r>
-      <w:proofErr w:type="spellStart"/>
-      <w:r>
+        <w:t>Joseph-Armstrong, H. (2014). Patternmaking for fashion design (5ª ed.). Pearson Education.</w:t>
+      </w:r>
+    </w:p>
+    <w:p>
+      <w:pPr>
         <w:rPr>
           <w:rFonts w:eastAsia="Times New Roman" w:cstheme="minorHAnsi"/>
           <w:kern w:val="0"/>
@@ -6646,9 +6577,7 @@
           <w:lang w:eastAsia="es-CO"/>
           <w14:ligatures w14:val="none"/>
         </w:rPr>
-        <w:t>women's</w:t>
-      </w:r>
-      <w:proofErr w:type="spellEnd"/>
+      </w:pPr>
       <w:r>
         <w:rPr>
           <w:rFonts w:eastAsia="Times New Roman" w:cstheme="minorHAnsi"/>
@@ -6658,10 +6587,11 @@
           <w:lang w:eastAsia="es-CO"/>
           <w14:ligatures w14:val="none"/>
         </w:rPr>
-        <w:t xml:space="preserve"> </w:t>
-      </w:r>
-      <w:proofErr w:type="spellStart"/>
-      <w:r>
+        <w:t>Mallet, K. K., &amp; Zamkoff, B. (2002). Grading techniques for fashion design. Fairchild Books.</w:t>
+      </w:r>
+    </w:p>
+    <w:p>
+      <w:pPr>
         <w:rPr>
           <w:rFonts w:eastAsia="Times New Roman" w:cstheme="minorHAnsi"/>
           <w:kern w:val="0"/>
@@ -6670,9 +6600,7 @@
           <w:lang w:eastAsia="es-CO"/>
           <w14:ligatures w14:val="none"/>
         </w:rPr>
-        <w:t>wear</w:t>
-      </w:r>
-      <w:proofErr w:type="spellEnd"/>
+      </w:pPr>
       <w:r>
         <w:rPr>
           <w:rFonts w:eastAsia="Times New Roman" w:cstheme="minorHAnsi"/>
@@ -6682,10 +6610,11 @@
           <w:lang w:eastAsia="es-CO"/>
           <w14:ligatures w14:val="none"/>
         </w:rPr>
-        <w:t xml:space="preserve"> (6ª ed.). </w:t>
-      </w:r>
-      <w:proofErr w:type="spellStart"/>
-      <w:r>
+        <w:t>Muñoz, A. (2019). Manual de patronaje industrial para hombre: Trazado y escalado. Editorial Textil.</w:t>
+      </w:r>
+    </w:p>
+    <w:p>
+      <w:pPr>
         <w:rPr>
           <w:rFonts w:eastAsia="Times New Roman" w:cstheme="minorHAnsi"/>
           <w:kern w:val="0"/>
@@ -6694,9 +6623,7 @@
           <w:lang w:eastAsia="es-CO"/>
           <w14:ligatures w14:val="none"/>
         </w:rPr>
-        <w:t>Bloomsbury</w:t>
-      </w:r>
-      <w:proofErr w:type="spellEnd"/>
+      </w:pPr>
       <w:r>
         <w:rPr>
           <w:rFonts w:eastAsia="Times New Roman" w:cstheme="minorHAnsi"/>
@@ -6706,7 +6633,7 @@
           <w:lang w:eastAsia="es-CO"/>
           <w14:ligatures w14:val="none"/>
         </w:rPr>
-        <w:t xml:space="preserve"> Publishing.</w:t>
+        <w:t>Müller &amp; Sohn. (2020). Grading for women’s and children’s clothing. Verlag Müller &amp; Sohn.</w:t>
       </w:r>
     </w:p>
     <w:p>
@@ -6720,7 +6647,6 @@
           <w14:ligatures w14:val="none"/>
         </w:rPr>
       </w:pPr>
-      <w:proofErr w:type="spellStart"/>
       <w:r>
         <w:rPr>
           <w:rFonts w:eastAsia="Times New Roman" w:cstheme="minorHAnsi"/>
@@ -6730,10 +6656,11 @@
           <w:lang w:eastAsia="es-CO"/>
           <w14:ligatures w14:val="none"/>
         </w:rPr>
-        <w:t>Cooklin</w:t>
-      </w:r>
-      <w:proofErr w:type="spellEnd"/>
-      <w:r>
+        <w:t>Price, J., &amp; Zamkoff, B. (2002). Concepts of pattern grading: Techniques for manual and computer grading. Fairchild Books.</w:t>
+      </w:r>
+    </w:p>
+    <w:p>
+      <w:pPr>
         <w:rPr>
           <w:rFonts w:eastAsia="Times New Roman" w:cstheme="minorHAnsi"/>
           <w:kern w:val="0"/>
@@ -6742,9 +6669,7 @@
           <w:lang w:eastAsia="es-CO"/>
           <w14:ligatures w14:val="none"/>
         </w:rPr>
-        <w:t xml:space="preserve">, G. (2008). </w:t>
-      </w:r>
-      <w:proofErr w:type="spellStart"/>
+      </w:pPr>
       <w:r>
         <w:rPr>
           <w:rFonts w:eastAsia="Times New Roman" w:cstheme="minorHAnsi"/>
@@ -6754,10 +6679,11 @@
           <w:lang w:eastAsia="es-CO"/>
           <w14:ligatures w14:val="none"/>
         </w:rPr>
-        <w:t>Pattern</w:t>
-      </w:r>
-      <w:proofErr w:type="spellEnd"/>
-      <w:r>
+        <w:t>Rodríguez, L. (2020). Patronaje industrial de prendas de vestir: Estudios y aplicaciones. Editorial Bogotá.</w:t>
+      </w:r>
+    </w:p>
+    <w:p>
+      <w:pPr>
         <w:rPr>
           <w:rFonts w:eastAsia="Times New Roman" w:cstheme="minorHAnsi"/>
           <w:kern w:val="0"/>
@@ -6766,9 +6692,7 @@
           <w:lang w:eastAsia="es-CO"/>
           <w14:ligatures w14:val="none"/>
         </w:rPr>
-        <w:t xml:space="preserve"> </w:t>
-      </w:r>
-      <w:proofErr w:type="spellStart"/>
+      </w:pPr>
       <w:r>
         <w:rPr>
           <w:rFonts w:eastAsia="Times New Roman" w:cstheme="minorHAnsi"/>
@@ -6778,10 +6702,12 @@
           <w:lang w:eastAsia="es-CO"/>
           <w14:ligatures w14:val="none"/>
         </w:rPr>
-        <w:t>grading</w:t>
-      </w:r>
-      <w:proofErr w:type="spellEnd"/>
-      <w:r>
+        <w:lastRenderedPageBreak/>
+        <w:t>Sew Heidi. (2024). Ultimate guide to grading garments for production. Successful Fashion Designer.</w:t>
+      </w:r>
+    </w:p>
+    <w:p>
+      <w:pPr>
         <w:rPr>
           <w:rFonts w:eastAsia="Times New Roman" w:cstheme="minorHAnsi"/>
           <w:kern w:val="0"/>
@@ -6790,9 +6716,7 @@
           <w:lang w:eastAsia="es-CO"/>
           <w14:ligatures w14:val="none"/>
         </w:rPr>
-        <w:t xml:space="preserve"> </w:t>
-      </w:r>
-      <w:proofErr w:type="spellStart"/>
+      </w:pPr>
       <w:r>
         <w:rPr>
           <w:rFonts w:eastAsia="Times New Roman" w:cstheme="minorHAnsi"/>
@@ -6802,1609 +6726,7 @@
           <w:lang w:eastAsia="es-CO"/>
           <w14:ligatures w14:val="none"/>
         </w:rPr>
-        <w:t>for</w:t>
-      </w:r>
-      <w:proofErr w:type="spellEnd"/>
-      <w:r>
-        <w:rPr>
-          <w:rFonts w:eastAsia="Times New Roman" w:cstheme="minorHAnsi"/>
-          <w:kern w:val="0"/>
-          <w:szCs w:val="28"/>
-          <w:bdr w:val="none" w:sz="0" w:space="0" w:color="auto" w:frame="1"/>
-          <w:lang w:eastAsia="es-CO"/>
-          <w14:ligatures w14:val="none"/>
-        </w:rPr>
-        <w:t xml:space="preserve"> </w:t>
-      </w:r>
-      <w:proofErr w:type="spellStart"/>
-      <w:r>
-        <w:rPr>
-          <w:rFonts w:eastAsia="Times New Roman" w:cstheme="minorHAnsi"/>
-          <w:kern w:val="0"/>
-          <w:szCs w:val="28"/>
-          <w:bdr w:val="none" w:sz="0" w:space="0" w:color="auto" w:frame="1"/>
-          <w:lang w:eastAsia="es-CO"/>
-          <w14:ligatures w14:val="none"/>
-        </w:rPr>
-        <w:t>women's</w:t>
-      </w:r>
-      <w:proofErr w:type="spellEnd"/>
-      <w:r>
-        <w:rPr>
-          <w:rFonts w:eastAsia="Times New Roman" w:cstheme="minorHAnsi"/>
-          <w:kern w:val="0"/>
-          <w:szCs w:val="28"/>
-          <w:bdr w:val="none" w:sz="0" w:space="0" w:color="auto" w:frame="1"/>
-          <w:lang w:eastAsia="es-CO"/>
-          <w14:ligatures w14:val="none"/>
-        </w:rPr>
-        <w:t xml:space="preserve"> </w:t>
-      </w:r>
-      <w:proofErr w:type="spellStart"/>
-      <w:r>
-        <w:rPr>
-          <w:rFonts w:eastAsia="Times New Roman" w:cstheme="minorHAnsi"/>
-          <w:kern w:val="0"/>
-          <w:szCs w:val="28"/>
-          <w:bdr w:val="none" w:sz="0" w:space="0" w:color="auto" w:frame="1"/>
-          <w:lang w:eastAsia="es-CO"/>
-          <w14:ligatures w14:val="none"/>
-        </w:rPr>
-        <w:t>clothes</w:t>
-      </w:r>
-      <w:proofErr w:type="spellEnd"/>
-      <w:r>
-        <w:rPr>
-          <w:rFonts w:eastAsia="Times New Roman" w:cstheme="minorHAnsi"/>
-          <w:kern w:val="0"/>
-          <w:szCs w:val="28"/>
-          <w:bdr w:val="none" w:sz="0" w:space="0" w:color="auto" w:frame="1"/>
-          <w:lang w:eastAsia="es-CO"/>
-          <w14:ligatures w14:val="none"/>
-        </w:rPr>
-        <w:t xml:space="preserve">: </w:t>
-      </w:r>
-      <w:proofErr w:type="spellStart"/>
-      <w:r>
-        <w:rPr>
-          <w:rFonts w:eastAsia="Times New Roman" w:cstheme="minorHAnsi"/>
-          <w:kern w:val="0"/>
-          <w:szCs w:val="28"/>
-          <w:bdr w:val="none" w:sz="0" w:space="0" w:color="auto" w:frame="1"/>
-          <w:lang w:eastAsia="es-CO"/>
-          <w14:ligatures w14:val="none"/>
-        </w:rPr>
-        <w:t>The</w:t>
-      </w:r>
-      <w:proofErr w:type="spellEnd"/>
-      <w:r>
-        <w:rPr>
-          <w:rFonts w:eastAsia="Times New Roman" w:cstheme="minorHAnsi"/>
-          <w:kern w:val="0"/>
-          <w:szCs w:val="28"/>
-          <w:bdr w:val="none" w:sz="0" w:space="0" w:color="auto" w:frame="1"/>
-          <w:lang w:eastAsia="es-CO"/>
-          <w14:ligatures w14:val="none"/>
-        </w:rPr>
-        <w:t xml:space="preserve"> </w:t>
-      </w:r>
-      <w:proofErr w:type="spellStart"/>
-      <w:r>
-        <w:rPr>
-          <w:rFonts w:eastAsia="Times New Roman" w:cstheme="minorHAnsi"/>
-          <w:kern w:val="0"/>
-          <w:szCs w:val="28"/>
-          <w:bdr w:val="none" w:sz="0" w:space="0" w:color="auto" w:frame="1"/>
-          <w:lang w:eastAsia="es-CO"/>
-          <w14:ligatures w14:val="none"/>
-        </w:rPr>
-        <w:t>technology</w:t>
-      </w:r>
-      <w:proofErr w:type="spellEnd"/>
-      <w:r>
-        <w:rPr>
-          <w:rFonts w:eastAsia="Times New Roman" w:cstheme="minorHAnsi"/>
-          <w:kern w:val="0"/>
-          <w:szCs w:val="28"/>
-          <w:bdr w:val="none" w:sz="0" w:space="0" w:color="auto" w:frame="1"/>
-          <w:lang w:eastAsia="es-CO"/>
-          <w14:ligatures w14:val="none"/>
-        </w:rPr>
-        <w:t xml:space="preserve"> </w:t>
-      </w:r>
-      <w:proofErr w:type="spellStart"/>
-      <w:r>
-        <w:rPr>
-          <w:rFonts w:eastAsia="Times New Roman" w:cstheme="minorHAnsi"/>
-          <w:kern w:val="0"/>
-          <w:szCs w:val="28"/>
-          <w:bdr w:val="none" w:sz="0" w:space="0" w:color="auto" w:frame="1"/>
-          <w:lang w:eastAsia="es-CO"/>
-          <w14:ligatures w14:val="none"/>
-        </w:rPr>
-        <w:t>of</w:t>
-      </w:r>
-      <w:proofErr w:type="spellEnd"/>
-      <w:r>
-        <w:rPr>
-          <w:rFonts w:eastAsia="Times New Roman" w:cstheme="minorHAnsi"/>
-          <w:kern w:val="0"/>
-          <w:szCs w:val="28"/>
-          <w:bdr w:val="none" w:sz="0" w:space="0" w:color="auto" w:frame="1"/>
-          <w:lang w:eastAsia="es-CO"/>
-          <w14:ligatures w14:val="none"/>
-        </w:rPr>
-        <w:t xml:space="preserve"> </w:t>
-      </w:r>
-      <w:proofErr w:type="spellStart"/>
-      <w:r>
-        <w:rPr>
-          <w:rFonts w:eastAsia="Times New Roman" w:cstheme="minorHAnsi"/>
-          <w:kern w:val="0"/>
-          <w:szCs w:val="28"/>
-          <w:bdr w:val="none" w:sz="0" w:space="0" w:color="auto" w:frame="1"/>
-          <w:lang w:eastAsia="es-CO"/>
-          <w14:ligatures w14:val="none"/>
-        </w:rPr>
-        <w:t>sizing</w:t>
-      </w:r>
-      <w:proofErr w:type="spellEnd"/>
-      <w:r>
-        <w:rPr>
-          <w:rFonts w:eastAsia="Times New Roman" w:cstheme="minorHAnsi"/>
-          <w:kern w:val="0"/>
-          <w:szCs w:val="28"/>
-          <w:bdr w:val="none" w:sz="0" w:space="0" w:color="auto" w:frame="1"/>
-          <w:lang w:eastAsia="es-CO"/>
-          <w14:ligatures w14:val="none"/>
-        </w:rPr>
-        <w:t xml:space="preserve">. OM </w:t>
-      </w:r>
-      <w:proofErr w:type="spellStart"/>
-      <w:r>
-        <w:rPr>
-          <w:rFonts w:eastAsia="Times New Roman" w:cstheme="minorHAnsi"/>
-          <w:kern w:val="0"/>
-          <w:szCs w:val="28"/>
-          <w:bdr w:val="none" w:sz="0" w:space="0" w:color="auto" w:frame="1"/>
-          <w:lang w:eastAsia="es-CO"/>
-          <w14:ligatures w14:val="none"/>
-        </w:rPr>
-        <w:t>Books</w:t>
-      </w:r>
-      <w:proofErr w:type="spellEnd"/>
-      <w:r>
-        <w:rPr>
-          <w:rFonts w:eastAsia="Times New Roman" w:cstheme="minorHAnsi"/>
-          <w:kern w:val="0"/>
-          <w:szCs w:val="28"/>
-          <w:bdr w:val="none" w:sz="0" w:space="0" w:color="auto" w:frame="1"/>
-          <w:lang w:eastAsia="es-CO"/>
-          <w14:ligatures w14:val="none"/>
-        </w:rPr>
-        <w:t>.</w:t>
-      </w:r>
-    </w:p>
-    <w:p>
-      <w:pPr>
-        <w:rPr>
-          <w:rFonts w:eastAsia="Times New Roman" w:cstheme="minorHAnsi"/>
-          <w:kern w:val="0"/>
-          <w:szCs w:val="28"/>
-          <w:bdr w:val="none" w:sz="0" w:space="0" w:color="auto" w:frame="1"/>
-          <w:lang w:eastAsia="es-CO"/>
-          <w14:ligatures w14:val="none"/>
-        </w:rPr>
-      </w:pPr>
-      <w:proofErr w:type="spellStart"/>
-      <w:r>
-        <w:rPr>
-          <w:rFonts w:eastAsia="Times New Roman" w:cstheme="minorHAnsi"/>
-          <w:kern w:val="0"/>
-          <w:szCs w:val="28"/>
-          <w:bdr w:val="none" w:sz="0" w:space="0" w:color="auto" w:frame="1"/>
-          <w:lang w:eastAsia="es-CO"/>
-          <w14:ligatures w14:val="none"/>
-        </w:rPr>
-        <w:t>Handford</w:t>
-      </w:r>
-      <w:proofErr w:type="spellEnd"/>
-      <w:r>
-        <w:rPr>
-          <w:rFonts w:eastAsia="Times New Roman" w:cstheme="minorHAnsi"/>
-          <w:kern w:val="0"/>
-          <w:szCs w:val="28"/>
-          <w:bdr w:val="none" w:sz="0" w:space="0" w:color="auto" w:frame="1"/>
-          <w:lang w:eastAsia="es-CO"/>
-          <w14:ligatures w14:val="none"/>
-        </w:rPr>
-        <w:t xml:space="preserve">, J. (2001). Professional </w:t>
-      </w:r>
-      <w:proofErr w:type="spellStart"/>
-      <w:r>
-        <w:rPr>
-          <w:rFonts w:eastAsia="Times New Roman" w:cstheme="minorHAnsi"/>
-          <w:kern w:val="0"/>
-          <w:szCs w:val="28"/>
-          <w:bdr w:val="none" w:sz="0" w:space="0" w:color="auto" w:frame="1"/>
-          <w:lang w:eastAsia="es-CO"/>
-          <w14:ligatures w14:val="none"/>
-        </w:rPr>
-        <w:t>pattern</w:t>
-      </w:r>
-      <w:proofErr w:type="spellEnd"/>
-      <w:r>
-        <w:rPr>
-          <w:rFonts w:eastAsia="Times New Roman" w:cstheme="minorHAnsi"/>
-          <w:kern w:val="0"/>
-          <w:szCs w:val="28"/>
-          <w:bdr w:val="none" w:sz="0" w:space="0" w:color="auto" w:frame="1"/>
-          <w:lang w:eastAsia="es-CO"/>
-          <w14:ligatures w14:val="none"/>
-        </w:rPr>
-        <w:t xml:space="preserve"> </w:t>
-      </w:r>
-      <w:proofErr w:type="spellStart"/>
-      <w:r>
-        <w:rPr>
-          <w:rFonts w:eastAsia="Times New Roman" w:cstheme="minorHAnsi"/>
-          <w:kern w:val="0"/>
-          <w:szCs w:val="28"/>
-          <w:bdr w:val="none" w:sz="0" w:space="0" w:color="auto" w:frame="1"/>
-          <w:lang w:eastAsia="es-CO"/>
-          <w14:ligatures w14:val="none"/>
-        </w:rPr>
-        <w:t>grading</w:t>
-      </w:r>
-      <w:proofErr w:type="spellEnd"/>
-      <w:r>
-        <w:rPr>
-          <w:rFonts w:eastAsia="Times New Roman" w:cstheme="minorHAnsi"/>
-          <w:kern w:val="0"/>
-          <w:szCs w:val="28"/>
-          <w:bdr w:val="none" w:sz="0" w:space="0" w:color="auto" w:frame="1"/>
-          <w:lang w:eastAsia="es-CO"/>
-          <w14:ligatures w14:val="none"/>
-        </w:rPr>
-        <w:t xml:space="preserve"> </w:t>
-      </w:r>
-      <w:proofErr w:type="spellStart"/>
-      <w:r>
-        <w:rPr>
-          <w:rFonts w:eastAsia="Times New Roman" w:cstheme="minorHAnsi"/>
-          <w:kern w:val="0"/>
-          <w:szCs w:val="28"/>
-          <w:bdr w:val="none" w:sz="0" w:space="0" w:color="auto" w:frame="1"/>
-          <w:lang w:eastAsia="es-CO"/>
-          <w14:ligatures w14:val="none"/>
-        </w:rPr>
-        <w:t>for</w:t>
-      </w:r>
-      <w:proofErr w:type="spellEnd"/>
-      <w:r>
-        <w:rPr>
-          <w:rFonts w:eastAsia="Times New Roman" w:cstheme="minorHAnsi"/>
-          <w:kern w:val="0"/>
-          <w:szCs w:val="28"/>
-          <w:bdr w:val="none" w:sz="0" w:space="0" w:color="auto" w:frame="1"/>
-          <w:lang w:eastAsia="es-CO"/>
-          <w14:ligatures w14:val="none"/>
-        </w:rPr>
-        <w:t xml:space="preserve"> </w:t>
-      </w:r>
-      <w:proofErr w:type="spellStart"/>
-      <w:r>
-        <w:rPr>
-          <w:rFonts w:eastAsia="Times New Roman" w:cstheme="minorHAnsi"/>
-          <w:kern w:val="0"/>
-          <w:szCs w:val="28"/>
-          <w:bdr w:val="none" w:sz="0" w:space="0" w:color="auto" w:frame="1"/>
-          <w:lang w:eastAsia="es-CO"/>
-          <w14:ligatures w14:val="none"/>
-        </w:rPr>
-        <w:t>women's</w:t>
-      </w:r>
-      <w:proofErr w:type="spellEnd"/>
-      <w:r>
-        <w:rPr>
-          <w:rFonts w:eastAsia="Times New Roman" w:cstheme="minorHAnsi"/>
-          <w:kern w:val="0"/>
-          <w:szCs w:val="28"/>
-          <w:bdr w:val="none" w:sz="0" w:space="0" w:color="auto" w:frame="1"/>
-          <w:lang w:eastAsia="es-CO"/>
-          <w14:ligatures w14:val="none"/>
-        </w:rPr>
-        <w:t xml:space="preserve">, </w:t>
-      </w:r>
-      <w:proofErr w:type="spellStart"/>
-      <w:r>
-        <w:rPr>
-          <w:rFonts w:eastAsia="Times New Roman" w:cstheme="minorHAnsi"/>
-          <w:kern w:val="0"/>
-          <w:szCs w:val="28"/>
-          <w:bdr w:val="none" w:sz="0" w:space="0" w:color="auto" w:frame="1"/>
-          <w:lang w:eastAsia="es-CO"/>
-          <w14:ligatures w14:val="none"/>
-        </w:rPr>
-        <w:t>men's</w:t>
-      </w:r>
-      <w:proofErr w:type="spellEnd"/>
-      <w:r>
-        <w:rPr>
-          <w:rFonts w:eastAsia="Times New Roman" w:cstheme="minorHAnsi"/>
-          <w:kern w:val="0"/>
-          <w:szCs w:val="28"/>
-          <w:bdr w:val="none" w:sz="0" w:space="0" w:color="auto" w:frame="1"/>
-          <w:lang w:eastAsia="es-CO"/>
-          <w14:ligatures w14:val="none"/>
-        </w:rPr>
-        <w:t xml:space="preserve">, and </w:t>
-      </w:r>
-      <w:proofErr w:type="spellStart"/>
-      <w:r>
-        <w:rPr>
-          <w:rFonts w:eastAsia="Times New Roman" w:cstheme="minorHAnsi"/>
-          <w:kern w:val="0"/>
-          <w:szCs w:val="28"/>
-          <w:bdr w:val="none" w:sz="0" w:space="0" w:color="auto" w:frame="1"/>
-          <w:lang w:eastAsia="es-CO"/>
-          <w14:ligatures w14:val="none"/>
-        </w:rPr>
-        <w:t>children's</w:t>
-      </w:r>
-      <w:proofErr w:type="spellEnd"/>
-      <w:r>
-        <w:rPr>
-          <w:rFonts w:eastAsia="Times New Roman" w:cstheme="minorHAnsi"/>
-          <w:kern w:val="0"/>
-          <w:szCs w:val="28"/>
-          <w:bdr w:val="none" w:sz="0" w:space="0" w:color="auto" w:frame="1"/>
-          <w:lang w:eastAsia="es-CO"/>
-          <w14:ligatures w14:val="none"/>
-        </w:rPr>
-        <w:t xml:space="preserve"> </w:t>
-      </w:r>
-      <w:proofErr w:type="spellStart"/>
-      <w:r>
-        <w:rPr>
-          <w:rFonts w:eastAsia="Times New Roman" w:cstheme="minorHAnsi"/>
-          <w:kern w:val="0"/>
-          <w:szCs w:val="28"/>
-          <w:bdr w:val="none" w:sz="0" w:space="0" w:color="auto" w:frame="1"/>
-          <w:lang w:eastAsia="es-CO"/>
-          <w14:ligatures w14:val="none"/>
-        </w:rPr>
-        <w:t>apparel</w:t>
-      </w:r>
-      <w:proofErr w:type="spellEnd"/>
-      <w:r>
-        <w:rPr>
-          <w:rFonts w:eastAsia="Times New Roman" w:cstheme="minorHAnsi"/>
-          <w:kern w:val="0"/>
-          <w:szCs w:val="28"/>
-          <w:bdr w:val="none" w:sz="0" w:space="0" w:color="auto" w:frame="1"/>
-          <w:lang w:eastAsia="es-CO"/>
-          <w14:ligatures w14:val="none"/>
-        </w:rPr>
-        <w:t xml:space="preserve">. </w:t>
-      </w:r>
-      <w:proofErr w:type="spellStart"/>
-      <w:r>
-        <w:rPr>
-          <w:rFonts w:eastAsia="Times New Roman" w:cstheme="minorHAnsi"/>
-          <w:kern w:val="0"/>
-          <w:szCs w:val="28"/>
-          <w:bdr w:val="none" w:sz="0" w:space="0" w:color="auto" w:frame="1"/>
-          <w:lang w:eastAsia="es-CO"/>
-          <w14:ligatures w14:val="none"/>
-        </w:rPr>
-        <w:t>TechStyle</w:t>
-      </w:r>
-      <w:proofErr w:type="spellEnd"/>
-      <w:r>
-        <w:rPr>
-          <w:rFonts w:eastAsia="Times New Roman" w:cstheme="minorHAnsi"/>
-          <w:kern w:val="0"/>
-          <w:szCs w:val="28"/>
-          <w:bdr w:val="none" w:sz="0" w:space="0" w:color="auto" w:frame="1"/>
-          <w:lang w:eastAsia="es-CO"/>
-          <w14:ligatures w14:val="none"/>
-        </w:rPr>
-        <w:t xml:space="preserve"> Publishing.</w:t>
-      </w:r>
-    </w:p>
-    <w:p>
-      <w:pPr>
-        <w:rPr>
-          <w:rFonts w:eastAsia="Times New Roman" w:cstheme="minorHAnsi"/>
-          <w:kern w:val="0"/>
-          <w:szCs w:val="28"/>
-          <w:bdr w:val="none" w:sz="0" w:space="0" w:color="auto" w:frame="1"/>
-          <w:lang w:eastAsia="es-CO"/>
-          <w14:ligatures w14:val="none"/>
-        </w:rPr>
-      </w:pPr>
-      <w:proofErr w:type="spellStart"/>
-      <w:r>
-        <w:rPr>
-          <w:rFonts w:eastAsia="Times New Roman" w:cstheme="minorHAnsi"/>
-          <w:kern w:val="0"/>
-          <w:szCs w:val="28"/>
-          <w:bdr w:val="none" w:sz="0" w:space="0" w:color="auto" w:frame="1"/>
-          <w:lang w:eastAsia="es-CO"/>
-          <w14:ligatures w14:val="none"/>
-        </w:rPr>
-        <w:t>Inexmoda</w:t>
-      </w:r>
-      <w:proofErr w:type="spellEnd"/>
-      <w:r>
-        <w:rPr>
-          <w:rFonts w:eastAsia="Times New Roman" w:cstheme="minorHAnsi"/>
-          <w:kern w:val="0"/>
-          <w:szCs w:val="28"/>
-          <w:bdr w:val="none" w:sz="0" w:space="0" w:color="auto" w:frame="1"/>
-          <w:lang w:eastAsia="es-CO"/>
-          <w14:ligatures w14:val="none"/>
-        </w:rPr>
-        <w:t xml:space="preserve"> (2023). Informe sectorial del sistema moda: industria textil y confección en Colombia. Observatorio de Moda </w:t>
-      </w:r>
-      <w:proofErr w:type="spellStart"/>
-      <w:r>
-        <w:rPr>
-          <w:rFonts w:eastAsia="Times New Roman" w:cstheme="minorHAnsi"/>
-          <w:kern w:val="0"/>
-          <w:szCs w:val="28"/>
-          <w:bdr w:val="none" w:sz="0" w:space="0" w:color="auto" w:frame="1"/>
-          <w:lang w:eastAsia="es-CO"/>
-          <w14:ligatures w14:val="none"/>
-        </w:rPr>
-        <w:t>Inexmoda</w:t>
-      </w:r>
-      <w:proofErr w:type="spellEnd"/>
-      <w:r>
-        <w:rPr>
-          <w:rFonts w:eastAsia="Times New Roman" w:cstheme="minorHAnsi"/>
-          <w:kern w:val="0"/>
-          <w:szCs w:val="28"/>
-          <w:bdr w:val="none" w:sz="0" w:space="0" w:color="auto" w:frame="1"/>
-          <w:lang w:eastAsia="es-CO"/>
-          <w14:ligatures w14:val="none"/>
-        </w:rPr>
-        <w:t>.</w:t>
-      </w:r>
-    </w:p>
-    <w:p>
-      <w:pPr>
-        <w:rPr>
-          <w:rFonts w:eastAsia="Times New Roman" w:cstheme="minorHAnsi"/>
-          <w:kern w:val="0"/>
-          <w:szCs w:val="28"/>
-          <w:bdr w:val="none" w:sz="0" w:space="0" w:color="auto" w:frame="1"/>
-          <w:lang w:eastAsia="es-CO"/>
-          <w14:ligatures w14:val="none"/>
-        </w:rPr>
-      </w:pPr>
-      <w:r>
-        <w:rPr>
-          <w:rFonts w:eastAsia="Times New Roman" w:cstheme="minorHAnsi"/>
-          <w:kern w:val="0"/>
-          <w:szCs w:val="28"/>
-          <w:bdr w:val="none" w:sz="0" w:space="0" w:color="auto" w:frame="1"/>
-          <w:lang w:eastAsia="es-CO"/>
-          <w14:ligatures w14:val="none"/>
-        </w:rPr>
-        <w:t xml:space="preserve">Joseph-Armstrong, H. (2014). </w:t>
-      </w:r>
-      <w:proofErr w:type="spellStart"/>
-      <w:r>
-        <w:rPr>
-          <w:rFonts w:eastAsia="Times New Roman" w:cstheme="minorHAnsi"/>
-          <w:kern w:val="0"/>
-          <w:szCs w:val="28"/>
-          <w:bdr w:val="none" w:sz="0" w:space="0" w:color="auto" w:frame="1"/>
-          <w:lang w:eastAsia="es-CO"/>
-          <w14:ligatures w14:val="none"/>
-        </w:rPr>
-        <w:t>Patternmaking</w:t>
-      </w:r>
-      <w:proofErr w:type="spellEnd"/>
-      <w:r>
-        <w:rPr>
-          <w:rFonts w:eastAsia="Times New Roman" w:cstheme="minorHAnsi"/>
-          <w:kern w:val="0"/>
-          <w:szCs w:val="28"/>
-          <w:bdr w:val="none" w:sz="0" w:space="0" w:color="auto" w:frame="1"/>
-          <w:lang w:eastAsia="es-CO"/>
-          <w14:ligatures w14:val="none"/>
-        </w:rPr>
-        <w:t xml:space="preserve"> </w:t>
-      </w:r>
-      <w:proofErr w:type="spellStart"/>
-      <w:r>
-        <w:rPr>
-          <w:rFonts w:eastAsia="Times New Roman" w:cstheme="minorHAnsi"/>
-          <w:kern w:val="0"/>
-          <w:szCs w:val="28"/>
-          <w:bdr w:val="none" w:sz="0" w:space="0" w:color="auto" w:frame="1"/>
-          <w:lang w:eastAsia="es-CO"/>
-          <w14:ligatures w14:val="none"/>
-        </w:rPr>
-        <w:t>for</w:t>
-      </w:r>
-      <w:proofErr w:type="spellEnd"/>
-      <w:r>
-        <w:rPr>
-          <w:rFonts w:eastAsia="Times New Roman" w:cstheme="minorHAnsi"/>
-          <w:kern w:val="0"/>
-          <w:szCs w:val="28"/>
-          <w:bdr w:val="none" w:sz="0" w:space="0" w:color="auto" w:frame="1"/>
-          <w:lang w:eastAsia="es-CO"/>
-          <w14:ligatures w14:val="none"/>
-        </w:rPr>
-        <w:t xml:space="preserve"> </w:t>
-      </w:r>
-      <w:proofErr w:type="spellStart"/>
-      <w:r>
-        <w:rPr>
-          <w:rFonts w:eastAsia="Times New Roman" w:cstheme="minorHAnsi"/>
-          <w:kern w:val="0"/>
-          <w:szCs w:val="28"/>
-          <w:bdr w:val="none" w:sz="0" w:space="0" w:color="auto" w:frame="1"/>
-          <w:lang w:eastAsia="es-CO"/>
-          <w14:ligatures w14:val="none"/>
-        </w:rPr>
-        <w:t>fashion</w:t>
-      </w:r>
-      <w:proofErr w:type="spellEnd"/>
-      <w:r>
-        <w:rPr>
-          <w:rFonts w:eastAsia="Times New Roman" w:cstheme="minorHAnsi"/>
-          <w:kern w:val="0"/>
-          <w:szCs w:val="28"/>
-          <w:bdr w:val="none" w:sz="0" w:space="0" w:color="auto" w:frame="1"/>
-          <w:lang w:eastAsia="es-CO"/>
-          <w14:ligatures w14:val="none"/>
-        </w:rPr>
-        <w:t xml:space="preserve"> </w:t>
-      </w:r>
-      <w:proofErr w:type="spellStart"/>
-      <w:r>
-        <w:rPr>
-          <w:rFonts w:eastAsia="Times New Roman" w:cstheme="minorHAnsi"/>
-          <w:kern w:val="0"/>
-          <w:szCs w:val="28"/>
-          <w:bdr w:val="none" w:sz="0" w:space="0" w:color="auto" w:frame="1"/>
-          <w:lang w:eastAsia="es-CO"/>
-          <w14:ligatures w14:val="none"/>
-        </w:rPr>
-        <w:t>design</w:t>
-      </w:r>
-      <w:proofErr w:type="spellEnd"/>
-      <w:r>
-        <w:rPr>
-          <w:rFonts w:eastAsia="Times New Roman" w:cstheme="minorHAnsi"/>
-          <w:kern w:val="0"/>
-          <w:szCs w:val="28"/>
-          <w:bdr w:val="none" w:sz="0" w:space="0" w:color="auto" w:frame="1"/>
-          <w:lang w:eastAsia="es-CO"/>
-          <w14:ligatures w14:val="none"/>
-        </w:rPr>
-        <w:t xml:space="preserve"> (5ª ed.). Pearson </w:t>
-      </w:r>
-      <w:proofErr w:type="spellStart"/>
-      <w:r>
-        <w:rPr>
-          <w:rFonts w:eastAsia="Times New Roman" w:cstheme="minorHAnsi"/>
-          <w:kern w:val="0"/>
-          <w:szCs w:val="28"/>
-          <w:bdr w:val="none" w:sz="0" w:space="0" w:color="auto" w:frame="1"/>
-          <w:lang w:eastAsia="es-CO"/>
-          <w14:ligatures w14:val="none"/>
-        </w:rPr>
-        <w:t>Education</w:t>
-      </w:r>
-      <w:proofErr w:type="spellEnd"/>
-      <w:r>
-        <w:rPr>
-          <w:rFonts w:eastAsia="Times New Roman" w:cstheme="minorHAnsi"/>
-          <w:kern w:val="0"/>
-          <w:szCs w:val="28"/>
-          <w:bdr w:val="none" w:sz="0" w:space="0" w:color="auto" w:frame="1"/>
-          <w:lang w:eastAsia="es-CO"/>
-          <w14:ligatures w14:val="none"/>
-        </w:rPr>
-        <w:t>.</w:t>
-      </w:r>
-    </w:p>
-    <w:p>
-      <w:pPr>
-        <w:rPr>
-          <w:rFonts w:eastAsia="Times New Roman" w:cstheme="minorHAnsi"/>
-          <w:kern w:val="0"/>
-          <w:szCs w:val="28"/>
-          <w:bdr w:val="none" w:sz="0" w:space="0" w:color="auto" w:frame="1"/>
-          <w:lang w:eastAsia="es-CO"/>
-          <w14:ligatures w14:val="none"/>
-        </w:rPr>
-      </w:pPr>
-      <w:r>
-        <w:rPr>
-          <w:rFonts w:eastAsia="Times New Roman" w:cstheme="minorHAnsi"/>
-          <w:kern w:val="0"/>
-          <w:szCs w:val="28"/>
-          <w:bdr w:val="none" w:sz="0" w:space="0" w:color="auto" w:frame="1"/>
-          <w:lang w:eastAsia="es-CO"/>
-          <w14:ligatures w14:val="none"/>
-        </w:rPr>
-        <w:t xml:space="preserve">Mallet, K. K., &amp; </w:t>
-      </w:r>
-      <w:proofErr w:type="spellStart"/>
-      <w:r>
-        <w:rPr>
-          <w:rFonts w:eastAsia="Times New Roman" w:cstheme="minorHAnsi"/>
-          <w:kern w:val="0"/>
-          <w:szCs w:val="28"/>
-          <w:bdr w:val="none" w:sz="0" w:space="0" w:color="auto" w:frame="1"/>
-          <w:lang w:eastAsia="es-CO"/>
-          <w14:ligatures w14:val="none"/>
-        </w:rPr>
-        <w:t>Zamkoff</w:t>
-      </w:r>
-      <w:proofErr w:type="spellEnd"/>
-      <w:r>
-        <w:rPr>
-          <w:rFonts w:eastAsia="Times New Roman" w:cstheme="minorHAnsi"/>
-          <w:kern w:val="0"/>
-          <w:szCs w:val="28"/>
-          <w:bdr w:val="none" w:sz="0" w:space="0" w:color="auto" w:frame="1"/>
-          <w:lang w:eastAsia="es-CO"/>
-          <w14:ligatures w14:val="none"/>
-        </w:rPr>
-        <w:t xml:space="preserve">, B. (2002). </w:t>
-      </w:r>
-      <w:proofErr w:type="spellStart"/>
-      <w:r>
-        <w:rPr>
-          <w:rFonts w:eastAsia="Times New Roman" w:cstheme="minorHAnsi"/>
-          <w:kern w:val="0"/>
-          <w:szCs w:val="28"/>
-          <w:bdr w:val="none" w:sz="0" w:space="0" w:color="auto" w:frame="1"/>
-          <w:lang w:eastAsia="es-CO"/>
-          <w14:ligatures w14:val="none"/>
-        </w:rPr>
-        <w:t>Grading</w:t>
-      </w:r>
-      <w:proofErr w:type="spellEnd"/>
-      <w:r>
-        <w:rPr>
-          <w:rFonts w:eastAsia="Times New Roman" w:cstheme="minorHAnsi"/>
-          <w:kern w:val="0"/>
-          <w:szCs w:val="28"/>
-          <w:bdr w:val="none" w:sz="0" w:space="0" w:color="auto" w:frame="1"/>
-          <w:lang w:eastAsia="es-CO"/>
-          <w14:ligatures w14:val="none"/>
-        </w:rPr>
-        <w:t xml:space="preserve"> </w:t>
-      </w:r>
-      <w:proofErr w:type="spellStart"/>
-      <w:r>
-        <w:rPr>
-          <w:rFonts w:eastAsia="Times New Roman" w:cstheme="minorHAnsi"/>
-          <w:kern w:val="0"/>
-          <w:szCs w:val="28"/>
-          <w:bdr w:val="none" w:sz="0" w:space="0" w:color="auto" w:frame="1"/>
-          <w:lang w:eastAsia="es-CO"/>
-          <w14:ligatures w14:val="none"/>
-        </w:rPr>
-        <w:t>techniques</w:t>
-      </w:r>
-      <w:proofErr w:type="spellEnd"/>
-      <w:r>
-        <w:rPr>
-          <w:rFonts w:eastAsia="Times New Roman" w:cstheme="minorHAnsi"/>
-          <w:kern w:val="0"/>
-          <w:szCs w:val="28"/>
-          <w:bdr w:val="none" w:sz="0" w:space="0" w:color="auto" w:frame="1"/>
-          <w:lang w:eastAsia="es-CO"/>
-          <w14:ligatures w14:val="none"/>
-        </w:rPr>
-        <w:t xml:space="preserve"> </w:t>
-      </w:r>
-      <w:proofErr w:type="spellStart"/>
-      <w:r>
-        <w:rPr>
-          <w:rFonts w:eastAsia="Times New Roman" w:cstheme="minorHAnsi"/>
-          <w:kern w:val="0"/>
-          <w:szCs w:val="28"/>
-          <w:bdr w:val="none" w:sz="0" w:space="0" w:color="auto" w:frame="1"/>
-          <w:lang w:eastAsia="es-CO"/>
-          <w14:ligatures w14:val="none"/>
-        </w:rPr>
-        <w:t>for</w:t>
-      </w:r>
-      <w:proofErr w:type="spellEnd"/>
-      <w:r>
-        <w:rPr>
-          <w:rFonts w:eastAsia="Times New Roman" w:cstheme="minorHAnsi"/>
-          <w:kern w:val="0"/>
-          <w:szCs w:val="28"/>
-          <w:bdr w:val="none" w:sz="0" w:space="0" w:color="auto" w:frame="1"/>
-          <w:lang w:eastAsia="es-CO"/>
-          <w14:ligatures w14:val="none"/>
-        </w:rPr>
-        <w:t xml:space="preserve"> </w:t>
-      </w:r>
-      <w:proofErr w:type="spellStart"/>
-      <w:r>
-        <w:rPr>
-          <w:rFonts w:eastAsia="Times New Roman" w:cstheme="minorHAnsi"/>
-          <w:kern w:val="0"/>
-          <w:szCs w:val="28"/>
-          <w:bdr w:val="none" w:sz="0" w:space="0" w:color="auto" w:frame="1"/>
-          <w:lang w:eastAsia="es-CO"/>
-          <w14:ligatures w14:val="none"/>
-        </w:rPr>
-        <w:t>fashion</w:t>
-      </w:r>
-      <w:proofErr w:type="spellEnd"/>
-      <w:r>
-        <w:rPr>
-          <w:rFonts w:eastAsia="Times New Roman" w:cstheme="minorHAnsi"/>
-          <w:kern w:val="0"/>
-          <w:szCs w:val="28"/>
-          <w:bdr w:val="none" w:sz="0" w:space="0" w:color="auto" w:frame="1"/>
-          <w:lang w:eastAsia="es-CO"/>
-          <w14:ligatures w14:val="none"/>
-        </w:rPr>
-        <w:t xml:space="preserve"> </w:t>
-      </w:r>
-      <w:proofErr w:type="spellStart"/>
-      <w:r>
-        <w:rPr>
-          <w:rFonts w:eastAsia="Times New Roman" w:cstheme="minorHAnsi"/>
-          <w:kern w:val="0"/>
-          <w:szCs w:val="28"/>
-          <w:bdr w:val="none" w:sz="0" w:space="0" w:color="auto" w:frame="1"/>
-          <w:lang w:eastAsia="es-CO"/>
-          <w14:ligatures w14:val="none"/>
-        </w:rPr>
-        <w:t>design</w:t>
-      </w:r>
-      <w:proofErr w:type="spellEnd"/>
-      <w:r>
-        <w:rPr>
-          <w:rFonts w:eastAsia="Times New Roman" w:cstheme="minorHAnsi"/>
-          <w:kern w:val="0"/>
-          <w:szCs w:val="28"/>
-          <w:bdr w:val="none" w:sz="0" w:space="0" w:color="auto" w:frame="1"/>
-          <w:lang w:eastAsia="es-CO"/>
-          <w14:ligatures w14:val="none"/>
-        </w:rPr>
-        <w:t xml:space="preserve">. Fairchild </w:t>
-      </w:r>
-      <w:proofErr w:type="spellStart"/>
-      <w:r>
-        <w:rPr>
-          <w:rFonts w:eastAsia="Times New Roman" w:cstheme="minorHAnsi"/>
-          <w:kern w:val="0"/>
-          <w:szCs w:val="28"/>
-          <w:bdr w:val="none" w:sz="0" w:space="0" w:color="auto" w:frame="1"/>
-          <w:lang w:eastAsia="es-CO"/>
-          <w14:ligatures w14:val="none"/>
-        </w:rPr>
-        <w:t>Books</w:t>
-      </w:r>
-      <w:proofErr w:type="spellEnd"/>
-      <w:r>
-        <w:rPr>
-          <w:rFonts w:eastAsia="Times New Roman" w:cstheme="minorHAnsi"/>
-          <w:kern w:val="0"/>
-          <w:szCs w:val="28"/>
-          <w:bdr w:val="none" w:sz="0" w:space="0" w:color="auto" w:frame="1"/>
-          <w:lang w:eastAsia="es-CO"/>
-          <w14:ligatures w14:val="none"/>
-        </w:rPr>
-        <w:t>.</w:t>
-      </w:r>
-    </w:p>
-    <w:p>
-      <w:pPr>
-        <w:rPr>
-          <w:rFonts w:eastAsia="Times New Roman" w:cstheme="minorHAnsi"/>
-          <w:kern w:val="0"/>
-          <w:szCs w:val="28"/>
-          <w:bdr w:val="none" w:sz="0" w:space="0" w:color="auto" w:frame="1"/>
-          <w:lang w:eastAsia="es-CO"/>
-          <w14:ligatures w14:val="none"/>
-        </w:rPr>
-      </w:pPr>
-      <w:r>
-        <w:rPr>
-          <w:rFonts w:eastAsia="Times New Roman" w:cstheme="minorHAnsi"/>
-          <w:kern w:val="0"/>
-          <w:szCs w:val="28"/>
-          <w:bdr w:val="none" w:sz="0" w:space="0" w:color="auto" w:frame="1"/>
-          <w:lang w:eastAsia="es-CO"/>
-          <w14:ligatures w14:val="none"/>
-        </w:rPr>
-        <w:t>Muñoz, A. (2019). Manual de patronaje industrial para hombre: Trazado y escalado. Editorial Textil.</w:t>
-      </w:r>
-    </w:p>
-    <w:p>
-      <w:pPr>
-        <w:rPr>
-          <w:rFonts w:eastAsia="Times New Roman" w:cstheme="minorHAnsi"/>
-          <w:kern w:val="0"/>
-          <w:szCs w:val="28"/>
-          <w:bdr w:val="none" w:sz="0" w:space="0" w:color="auto" w:frame="1"/>
-          <w:lang w:eastAsia="es-CO"/>
-          <w14:ligatures w14:val="none"/>
-        </w:rPr>
-      </w:pPr>
-      <w:r>
-        <w:rPr>
-          <w:rFonts w:eastAsia="Times New Roman" w:cstheme="minorHAnsi"/>
-          <w:kern w:val="0"/>
-          <w:szCs w:val="28"/>
-          <w:bdr w:val="none" w:sz="0" w:space="0" w:color="auto" w:frame="1"/>
-          <w:lang w:eastAsia="es-CO"/>
-          <w14:ligatures w14:val="none"/>
-        </w:rPr>
-        <w:t xml:space="preserve">Müller &amp; Sohn. (2020). </w:t>
-      </w:r>
-      <w:proofErr w:type="spellStart"/>
-      <w:r>
-        <w:rPr>
-          <w:rFonts w:eastAsia="Times New Roman" w:cstheme="minorHAnsi"/>
-          <w:kern w:val="0"/>
-          <w:szCs w:val="28"/>
-          <w:bdr w:val="none" w:sz="0" w:space="0" w:color="auto" w:frame="1"/>
-          <w:lang w:eastAsia="es-CO"/>
-          <w14:ligatures w14:val="none"/>
-        </w:rPr>
-        <w:t>Grading</w:t>
-      </w:r>
-      <w:proofErr w:type="spellEnd"/>
-      <w:r>
-        <w:rPr>
-          <w:rFonts w:eastAsia="Times New Roman" w:cstheme="minorHAnsi"/>
-          <w:kern w:val="0"/>
-          <w:szCs w:val="28"/>
-          <w:bdr w:val="none" w:sz="0" w:space="0" w:color="auto" w:frame="1"/>
-          <w:lang w:eastAsia="es-CO"/>
-          <w14:ligatures w14:val="none"/>
-        </w:rPr>
-        <w:t xml:space="preserve"> </w:t>
-      </w:r>
-      <w:proofErr w:type="spellStart"/>
-      <w:r>
-        <w:rPr>
-          <w:rFonts w:eastAsia="Times New Roman" w:cstheme="minorHAnsi"/>
-          <w:kern w:val="0"/>
-          <w:szCs w:val="28"/>
-          <w:bdr w:val="none" w:sz="0" w:space="0" w:color="auto" w:frame="1"/>
-          <w:lang w:eastAsia="es-CO"/>
-          <w14:ligatures w14:val="none"/>
-        </w:rPr>
-        <w:t>for</w:t>
-      </w:r>
-      <w:proofErr w:type="spellEnd"/>
-      <w:r>
-        <w:rPr>
-          <w:rFonts w:eastAsia="Times New Roman" w:cstheme="minorHAnsi"/>
-          <w:kern w:val="0"/>
-          <w:szCs w:val="28"/>
-          <w:bdr w:val="none" w:sz="0" w:space="0" w:color="auto" w:frame="1"/>
-          <w:lang w:eastAsia="es-CO"/>
-          <w14:ligatures w14:val="none"/>
-        </w:rPr>
-        <w:t xml:space="preserve"> </w:t>
-      </w:r>
-      <w:proofErr w:type="spellStart"/>
-      <w:r>
-        <w:rPr>
-          <w:rFonts w:eastAsia="Times New Roman" w:cstheme="minorHAnsi"/>
-          <w:kern w:val="0"/>
-          <w:szCs w:val="28"/>
-          <w:bdr w:val="none" w:sz="0" w:space="0" w:color="auto" w:frame="1"/>
-          <w:lang w:eastAsia="es-CO"/>
-          <w14:ligatures w14:val="none"/>
-        </w:rPr>
-        <w:t>women’s</w:t>
-      </w:r>
-      <w:proofErr w:type="spellEnd"/>
-      <w:r>
-        <w:rPr>
-          <w:rFonts w:eastAsia="Times New Roman" w:cstheme="minorHAnsi"/>
-          <w:kern w:val="0"/>
-          <w:szCs w:val="28"/>
-          <w:bdr w:val="none" w:sz="0" w:space="0" w:color="auto" w:frame="1"/>
-          <w:lang w:eastAsia="es-CO"/>
-          <w14:ligatures w14:val="none"/>
-        </w:rPr>
-        <w:t xml:space="preserve"> and </w:t>
-      </w:r>
-      <w:proofErr w:type="spellStart"/>
-      <w:r>
-        <w:rPr>
-          <w:rFonts w:eastAsia="Times New Roman" w:cstheme="minorHAnsi"/>
-          <w:kern w:val="0"/>
-          <w:szCs w:val="28"/>
-          <w:bdr w:val="none" w:sz="0" w:space="0" w:color="auto" w:frame="1"/>
-          <w:lang w:eastAsia="es-CO"/>
-          <w14:ligatures w14:val="none"/>
-        </w:rPr>
-        <w:t>children’s</w:t>
-      </w:r>
-      <w:proofErr w:type="spellEnd"/>
-      <w:r>
-        <w:rPr>
-          <w:rFonts w:eastAsia="Times New Roman" w:cstheme="minorHAnsi"/>
-          <w:kern w:val="0"/>
-          <w:szCs w:val="28"/>
-          <w:bdr w:val="none" w:sz="0" w:space="0" w:color="auto" w:frame="1"/>
-          <w:lang w:eastAsia="es-CO"/>
-          <w14:ligatures w14:val="none"/>
-        </w:rPr>
-        <w:t xml:space="preserve"> </w:t>
-      </w:r>
-      <w:proofErr w:type="spellStart"/>
-      <w:r>
-        <w:rPr>
-          <w:rFonts w:eastAsia="Times New Roman" w:cstheme="minorHAnsi"/>
-          <w:kern w:val="0"/>
-          <w:szCs w:val="28"/>
-          <w:bdr w:val="none" w:sz="0" w:space="0" w:color="auto" w:frame="1"/>
-          <w:lang w:eastAsia="es-CO"/>
-          <w14:ligatures w14:val="none"/>
-        </w:rPr>
-        <w:t>clothing</w:t>
-      </w:r>
-      <w:proofErr w:type="spellEnd"/>
-      <w:r>
-        <w:rPr>
-          <w:rFonts w:eastAsia="Times New Roman" w:cstheme="minorHAnsi"/>
-          <w:kern w:val="0"/>
-          <w:szCs w:val="28"/>
-          <w:bdr w:val="none" w:sz="0" w:space="0" w:color="auto" w:frame="1"/>
-          <w:lang w:eastAsia="es-CO"/>
-          <w14:ligatures w14:val="none"/>
-        </w:rPr>
-        <w:t xml:space="preserve">. </w:t>
-      </w:r>
-      <w:proofErr w:type="spellStart"/>
-      <w:r>
-        <w:rPr>
-          <w:rFonts w:eastAsia="Times New Roman" w:cstheme="minorHAnsi"/>
-          <w:kern w:val="0"/>
-          <w:szCs w:val="28"/>
-          <w:bdr w:val="none" w:sz="0" w:space="0" w:color="auto" w:frame="1"/>
-          <w:lang w:eastAsia="es-CO"/>
-          <w14:ligatures w14:val="none"/>
-        </w:rPr>
-        <w:t>Verlag</w:t>
-      </w:r>
-      <w:proofErr w:type="spellEnd"/>
-      <w:r>
-        <w:rPr>
-          <w:rFonts w:eastAsia="Times New Roman" w:cstheme="minorHAnsi"/>
-          <w:kern w:val="0"/>
-          <w:szCs w:val="28"/>
-          <w:bdr w:val="none" w:sz="0" w:space="0" w:color="auto" w:frame="1"/>
-          <w:lang w:eastAsia="es-CO"/>
-          <w14:ligatures w14:val="none"/>
-        </w:rPr>
-        <w:t xml:space="preserve"> Müller &amp; Sohn.</w:t>
-      </w:r>
-    </w:p>
-    <w:p>
-      <w:pPr>
-        <w:rPr>
-          <w:rFonts w:eastAsia="Times New Roman" w:cstheme="minorHAnsi"/>
-          <w:kern w:val="0"/>
-          <w:szCs w:val="28"/>
-          <w:bdr w:val="none" w:sz="0" w:space="0" w:color="auto" w:frame="1"/>
-          <w:lang w:eastAsia="es-CO"/>
-          <w14:ligatures w14:val="none"/>
-        </w:rPr>
-      </w:pPr>
-      <w:r>
-        <w:rPr>
-          <w:rFonts w:eastAsia="Times New Roman" w:cstheme="minorHAnsi"/>
-          <w:kern w:val="0"/>
-          <w:szCs w:val="28"/>
-          <w:bdr w:val="none" w:sz="0" w:space="0" w:color="auto" w:frame="1"/>
-          <w:lang w:eastAsia="es-CO"/>
-          <w14:ligatures w14:val="none"/>
-        </w:rPr>
-        <w:t xml:space="preserve">Price, J., &amp; </w:t>
-      </w:r>
-      <w:proofErr w:type="spellStart"/>
-      <w:r>
-        <w:rPr>
-          <w:rFonts w:eastAsia="Times New Roman" w:cstheme="minorHAnsi"/>
-          <w:kern w:val="0"/>
-          <w:szCs w:val="28"/>
-          <w:bdr w:val="none" w:sz="0" w:space="0" w:color="auto" w:frame="1"/>
-          <w:lang w:eastAsia="es-CO"/>
-          <w14:ligatures w14:val="none"/>
-        </w:rPr>
-        <w:t>Zamkoff</w:t>
-      </w:r>
-      <w:proofErr w:type="spellEnd"/>
-      <w:r>
-        <w:rPr>
-          <w:rFonts w:eastAsia="Times New Roman" w:cstheme="minorHAnsi"/>
-          <w:kern w:val="0"/>
-          <w:szCs w:val="28"/>
-          <w:bdr w:val="none" w:sz="0" w:space="0" w:color="auto" w:frame="1"/>
-          <w:lang w:eastAsia="es-CO"/>
-          <w14:ligatures w14:val="none"/>
-        </w:rPr>
-        <w:t xml:space="preserve">, B. (2002). </w:t>
-      </w:r>
-      <w:proofErr w:type="spellStart"/>
-      <w:r>
-        <w:rPr>
-          <w:rFonts w:eastAsia="Times New Roman" w:cstheme="minorHAnsi"/>
-          <w:kern w:val="0"/>
-          <w:szCs w:val="28"/>
-          <w:bdr w:val="none" w:sz="0" w:space="0" w:color="auto" w:frame="1"/>
-          <w:lang w:eastAsia="es-CO"/>
-          <w14:ligatures w14:val="none"/>
-        </w:rPr>
-        <w:t>Concepts</w:t>
-      </w:r>
-      <w:proofErr w:type="spellEnd"/>
-      <w:r>
-        <w:rPr>
-          <w:rFonts w:eastAsia="Times New Roman" w:cstheme="minorHAnsi"/>
-          <w:kern w:val="0"/>
-          <w:szCs w:val="28"/>
-          <w:bdr w:val="none" w:sz="0" w:space="0" w:color="auto" w:frame="1"/>
-          <w:lang w:eastAsia="es-CO"/>
-          <w14:ligatures w14:val="none"/>
-        </w:rPr>
-        <w:t xml:space="preserve"> </w:t>
-      </w:r>
-      <w:proofErr w:type="spellStart"/>
-      <w:r>
-        <w:rPr>
-          <w:rFonts w:eastAsia="Times New Roman" w:cstheme="minorHAnsi"/>
-          <w:kern w:val="0"/>
-          <w:szCs w:val="28"/>
-          <w:bdr w:val="none" w:sz="0" w:space="0" w:color="auto" w:frame="1"/>
-          <w:lang w:eastAsia="es-CO"/>
-          <w14:ligatures w14:val="none"/>
-        </w:rPr>
-        <w:t>of</w:t>
-      </w:r>
-      <w:proofErr w:type="spellEnd"/>
-      <w:r>
-        <w:rPr>
-          <w:rFonts w:eastAsia="Times New Roman" w:cstheme="minorHAnsi"/>
-          <w:kern w:val="0"/>
-          <w:szCs w:val="28"/>
-          <w:bdr w:val="none" w:sz="0" w:space="0" w:color="auto" w:frame="1"/>
-          <w:lang w:eastAsia="es-CO"/>
-          <w14:ligatures w14:val="none"/>
-        </w:rPr>
-        <w:t xml:space="preserve"> </w:t>
-      </w:r>
-      <w:proofErr w:type="spellStart"/>
-      <w:r>
-        <w:rPr>
-          <w:rFonts w:eastAsia="Times New Roman" w:cstheme="minorHAnsi"/>
-          <w:kern w:val="0"/>
-          <w:szCs w:val="28"/>
-          <w:bdr w:val="none" w:sz="0" w:space="0" w:color="auto" w:frame="1"/>
-          <w:lang w:eastAsia="es-CO"/>
-          <w14:ligatures w14:val="none"/>
-        </w:rPr>
-        <w:t>pattern</w:t>
-      </w:r>
-      <w:proofErr w:type="spellEnd"/>
-      <w:r>
-        <w:rPr>
-          <w:rFonts w:eastAsia="Times New Roman" w:cstheme="minorHAnsi"/>
-          <w:kern w:val="0"/>
-          <w:szCs w:val="28"/>
-          <w:bdr w:val="none" w:sz="0" w:space="0" w:color="auto" w:frame="1"/>
-          <w:lang w:eastAsia="es-CO"/>
-          <w14:ligatures w14:val="none"/>
-        </w:rPr>
-        <w:t xml:space="preserve"> </w:t>
-      </w:r>
-      <w:proofErr w:type="spellStart"/>
-      <w:r>
-        <w:rPr>
-          <w:rFonts w:eastAsia="Times New Roman" w:cstheme="minorHAnsi"/>
-          <w:kern w:val="0"/>
-          <w:szCs w:val="28"/>
-          <w:bdr w:val="none" w:sz="0" w:space="0" w:color="auto" w:frame="1"/>
-          <w:lang w:eastAsia="es-CO"/>
-          <w14:ligatures w14:val="none"/>
-        </w:rPr>
-        <w:t>grading</w:t>
-      </w:r>
-      <w:proofErr w:type="spellEnd"/>
-      <w:r>
-        <w:rPr>
-          <w:rFonts w:eastAsia="Times New Roman" w:cstheme="minorHAnsi"/>
-          <w:kern w:val="0"/>
-          <w:szCs w:val="28"/>
-          <w:bdr w:val="none" w:sz="0" w:space="0" w:color="auto" w:frame="1"/>
-          <w:lang w:eastAsia="es-CO"/>
-          <w14:ligatures w14:val="none"/>
-        </w:rPr>
-        <w:t xml:space="preserve">: </w:t>
-      </w:r>
-      <w:proofErr w:type="spellStart"/>
-      <w:r>
-        <w:rPr>
-          <w:rFonts w:eastAsia="Times New Roman" w:cstheme="minorHAnsi"/>
-          <w:kern w:val="0"/>
-          <w:szCs w:val="28"/>
-          <w:bdr w:val="none" w:sz="0" w:space="0" w:color="auto" w:frame="1"/>
-          <w:lang w:eastAsia="es-CO"/>
-          <w14:ligatures w14:val="none"/>
-        </w:rPr>
-        <w:t>Techniques</w:t>
-      </w:r>
-      <w:proofErr w:type="spellEnd"/>
-      <w:r>
-        <w:rPr>
-          <w:rFonts w:eastAsia="Times New Roman" w:cstheme="minorHAnsi"/>
-          <w:kern w:val="0"/>
-          <w:szCs w:val="28"/>
-          <w:bdr w:val="none" w:sz="0" w:space="0" w:color="auto" w:frame="1"/>
-          <w:lang w:eastAsia="es-CO"/>
-          <w14:ligatures w14:val="none"/>
-        </w:rPr>
-        <w:t xml:space="preserve"> </w:t>
-      </w:r>
-      <w:proofErr w:type="spellStart"/>
-      <w:r>
-        <w:rPr>
-          <w:rFonts w:eastAsia="Times New Roman" w:cstheme="minorHAnsi"/>
-          <w:kern w:val="0"/>
-          <w:szCs w:val="28"/>
-          <w:bdr w:val="none" w:sz="0" w:space="0" w:color="auto" w:frame="1"/>
-          <w:lang w:eastAsia="es-CO"/>
-          <w14:ligatures w14:val="none"/>
-        </w:rPr>
-        <w:t>for</w:t>
-      </w:r>
-      <w:proofErr w:type="spellEnd"/>
-      <w:r>
-        <w:rPr>
-          <w:rFonts w:eastAsia="Times New Roman" w:cstheme="minorHAnsi"/>
-          <w:kern w:val="0"/>
-          <w:szCs w:val="28"/>
-          <w:bdr w:val="none" w:sz="0" w:space="0" w:color="auto" w:frame="1"/>
-          <w:lang w:eastAsia="es-CO"/>
-          <w14:ligatures w14:val="none"/>
-        </w:rPr>
-        <w:t xml:space="preserve"> manual and </w:t>
-      </w:r>
-      <w:proofErr w:type="spellStart"/>
-      <w:r>
-        <w:rPr>
-          <w:rFonts w:eastAsia="Times New Roman" w:cstheme="minorHAnsi"/>
-          <w:kern w:val="0"/>
-          <w:szCs w:val="28"/>
-          <w:bdr w:val="none" w:sz="0" w:space="0" w:color="auto" w:frame="1"/>
-          <w:lang w:eastAsia="es-CO"/>
-          <w14:ligatures w14:val="none"/>
-        </w:rPr>
-        <w:t>computer</w:t>
-      </w:r>
-      <w:proofErr w:type="spellEnd"/>
-      <w:r>
-        <w:rPr>
-          <w:rFonts w:eastAsia="Times New Roman" w:cstheme="minorHAnsi"/>
-          <w:kern w:val="0"/>
-          <w:szCs w:val="28"/>
-          <w:bdr w:val="none" w:sz="0" w:space="0" w:color="auto" w:frame="1"/>
-          <w:lang w:eastAsia="es-CO"/>
-          <w14:ligatures w14:val="none"/>
-        </w:rPr>
-        <w:t xml:space="preserve"> </w:t>
-      </w:r>
-      <w:proofErr w:type="spellStart"/>
-      <w:r>
-        <w:rPr>
-          <w:rFonts w:eastAsia="Times New Roman" w:cstheme="minorHAnsi"/>
-          <w:kern w:val="0"/>
-          <w:szCs w:val="28"/>
-          <w:bdr w:val="none" w:sz="0" w:space="0" w:color="auto" w:frame="1"/>
-          <w:lang w:eastAsia="es-CO"/>
-          <w14:ligatures w14:val="none"/>
-        </w:rPr>
-        <w:t>grading</w:t>
-      </w:r>
-      <w:proofErr w:type="spellEnd"/>
-      <w:r>
-        <w:rPr>
-          <w:rFonts w:eastAsia="Times New Roman" w:cstheme="minorHAnsi"/>
-          <w:kern w:val="0"/>
-          <w:szCs w:val="28"/>
-          <w:bdr w:val="none" w:sz="0" w:space="0" w:color="auto" w:frame="1"/>
-          <w:lang w:eastAsia="es-CO"/>
-          <w14:ligatures w14:val="none"/>
-        </w:rPr>
-        <w:t xml:space="preserve">. Fairchild </w:t>
-      </w:r>
-      <w:proofErr w:type="spellStart"/>
-      <w:r>
-        <w:rPr>
-          <w:rFonts w:eastAsia="Times New Roman" w:cstheme="minorHAnsi"/>
-          <w:kern w:val="0"/>
-          <w:szCs w:val="28"/>
-          <w:bdr w:val="none" w:sz="0" w:space="0" w:color="auto" w:frame="1"/>
-          <w:lang w:eastAsia="es-CO"/>
-          <w14:ligatures w14:val="none"/>
-        </w:rPr>
-        <w:t>Books</w:t>
-      </w:r>
-      <w:proofErr w:type="spellEnd"/>
-      <w:r>
-        <w:rPr>
-          <w:rFonts w:eastAsia="Times New Roman" w:cstheme="minorHAnsi"/>
-          <w:kern w:val="0"/>
-          <w:szCs w:val="28"/>
-          <w:bdr w:val="none" w:sz="0" w:space="0" w:color="auto" w:frame="1"/>
-          <w:lang w:eastAsia="es-CO"/>
-          <w14:ligatures w14:val="none"/>
-        </w:rPr>
-        <w:t>.</w:t>
-      </w:r>
-    </w:p>
-    <w:p>
-      <w:pPr>
-        <w:rPr>
-          <w:rFonts w:eastAsia="Times New Roman" w:cstheme="minorHAnsi"/>
-          <w:kern w:val="0"/>
-          <w:szCs w:val="28"/>
-          <w:bdr w:val="none" w:sz="0" w:space="0" w:color="auto" w:frame="1"/>
-          <w:lang w:eastAsia="es-CO"/>
-          <w14:ligatures w14:val="none"/>
-        </w:rPr>
-      </w:pPr>
-      <w:r>
-        <w:rPr>
-          <w:rFonts w:eastAsia="Times New Roman" w:cstheme="minorHAnsi"/>
-          <w:kern w:val="0"/>
-          <w:szCs w:val="28"/>
-          <w:bdr w:val="none" w:sz="0" w:space="0" w:color="auto" w:frame="1"/>
-          <w:lang w:eastAsia="es-CO"/>
-          <w14:ligatures w14:val="none"/>
-        </w:rPr>
-        <w:t>Rodríguez, L. (2020). Patronaje industrial de prendas de vestir: Estudios y aplicaciones. Editorial Bogotá.</w:t>
-      </w:r>
-    </w:p>
-    <w:p>
-      <w:pPr>
-        <w:rPr>
-          <w:rFonts w:eastAsia="Times New Roman" w:cstheme="minorHAnsi"/>
-          <w:kern w:val="0"/>
-          <w:szCs w:val="28"/>
-          <w:bdr w:val="none" w:sz="0" w:space="0" w:color="auto" w:frame="1"/>
-          <w:lang w:eastAsia="es-CO"/>
-          <w14:ligatures w14:val="none"/>
-        </w:rPr>
-      </w:pPr>
-      <w:proofErr w:type="spellStart"/>
-      <w:r>
-        <w:rPr>
-          <w:rFonts w:eastAsia="Times New Roman" w:cstheme="minorHAnsi"/>
-          <w:kern w:val="0"/>
-          <w:szCs w:val="28"/>
-          <w:bdr w:val="none" w:sz="0" w:space="0" w:color="auto" w:frame="1"/>
-          <w:lang w:eastAsia="es-CO"/>
-          <w14:ligatures w14:val="none"/>
-        </w:rPr>
-        <w:lastRenderedPageBreak/>
-        <w:t>Sew</w:t>
-      </w:r>
-      <w:proofErr w:type="spellEnd"/>
-      <w:r>
-        <w:rPr>
-          <w:rFonts w:eastAsia="Times New Roman" w:cstheme="minorHAnsi"/>
-          <w:kern w:val="0"/>
-          <w:szCs w:val="28"/>
-          <w:bdr w:val="none" w:sz="0" w:space="0" w:color="auto" w:frame="1"/>
-          <w:lang w:eastAsia="es-CO"/>
-          <w14:ligatures w14:val="none"/>
-        </w:rPr>
-        <w:t xml:space="preserve"> Heidi. (2024). Ultimate guide </w:t>
-      </w:r>
-      <w:proofErr w:type="spellStart"/>
-      <w:r>
-        <w:rPr>
-          <w:rFonts w:eastAsia="Times New Roman" w:cstheme="minorHAnsi"/>
-          <w:kern w:val="0"/>
-          <w:szCs w:val="28"/>
-          <w:bdr w:val="none" w:sz="0" w:space="0" w:color="auto" w:frame="1"/>
-          <w:lang w:eastAsia="es-CO"/>
-          <w14:ligatures w14:val="none"/>
-        </w:rPr>
-        <w:t>to</w:t>
-      </w:r>
-      <w:proofErr w:type="spellEnd"/>
-      <w:r>
-        <w:rPr>
-          <w:rFonts w:eastAsia="Times New Roman" w:cstheme="minorHAnsi"/>
-          <w:kern w:val="0"/>
-          <w:szCs w:val="28"/>
-          <w:bdr w:val="none" w:sz="0" w:space="0" w:color="auto" w:frame="1"/>
-          <w:lang w:eastAsia="es-CO"/>
-          <w14:ligatures w14:val="none"/>
-        </w:rPr>
-        <w:t xml:space="preserve"> </w:t>
-      </w:r>
-      <w:proofErr w:type="spellStart"/>
-      <w:r>
-        <w:rPr>
-          <w:rFonts w:eastAsia="Times New Roman" w:cstheme="minorHAnsi"/>
-          <w:kern w:val="0"/>
-          <w:szCs w:val="28"/>
-          <w:bdr w:val="none" w:sz="0" w:space="0" w:color="auto" w:frame="1"/>
-          <w:lang w:eastAsia="es-CO"/>
-          <w14:ligatures w14:val="none"/>
-        </w:rPr>
-        <w:t>grading</w:t>
-      </w:r>
-      <w:proofErr w:type="spellEnd"/>
-      <w:r>
-        <w:rPr>
-          <w:rFonts w:eastAsia="Times New Roman" w:cstheme="minorHAnsi"/>
-          <w:kern w:val="0"/>
-          <w:szCs w:val="28"/>
-          <w:bdr w:val="none" w:sz="0" w:space="0" w:color="auto" w:frame="1"/>
-          <w:lang w:eastAsia="es-CO"/>
-          <w14:ligatures w14:val="none"/>
-        </w:rPr>
-        <w:t xml:space="preserve"> </w:t>
-      </w:r>
-      <w:proofErr w:type="spellStart"/>
-      <w:r>
-        <w:rPr>
-          <w:rFonts w:eastAsia="Times New Roman" w:cstheme="minorHAnsi"/>
-          <w:kern w:val="0"/>
-          <w:szCs w:val="28"/>
-          <w:bdr w:val="none" w:sz="0" w:space="0" w:color="auto" w:frame="1"/>
-          <w:lang w:eastAsia="es-CO"/>
-          <w14:ligatures w14:val="none"/>
-        </w:rPr>
-        <w:t>garments</w:t>
-      </w:r>
-      <w:proofErr w:type="spellEnd"/>
-      <w:r>
-        <w:rPr>
-          <w:rFonts w:eastAsia="Times New Roman" w:cstheme="minorHAnsi"/>
-          <w:kern w:val="0"/>
-          <w:szCs w:val="28"/>
-          <w:bdr w:val="none" w:sz="0" w:space="0" w:color="auto" w:frame="1"/>
-          <w:lang w:eastAsia="es-CO"/>
-          <w14:ligatures w14:val="none"/>
-        </w:rPr>
-        <w:t xml:space="preserve"> </w:t>
-      </w:r>
-      <w:proofErr w:type="spellStart"/>
-      <w:r>
-        <w:rPr>
-          <w:rFonts w:eastAsia="Times New Roman" w:cstheme="minorHAnsi"/>
-          <w:kern w:val="0"/>
-          <w:szCs w:val="28"/>
-          <w:bdr w:val="none" w:sz="0" w:space="0" w:color="auto" w:frame="1"/>
-          <w:lang w:eastAsia="es-CO"/>
-          <w14:ligatures w14:val="none"/>
-        </w:rPr>
-        <w:t>for</w:t>
-      </w:r>
-      <w:proofErr w:type="spellEnd"/>
-      <w:r>
-        <w:rPr>
-          <w:rFonts w:eastAsia="Times New Roman" w:cstheme="minorHAnsi"/>
-          <w:kern w:val="0"/>
-          <w:szCs w:val="28"/>
-          <w:bdr w:val="none" w:sz="0" w:space="0" w:color="auto" w:frame="1"/>
-          <w:lang w:eastAsia="es-CO"/>
-          <w14:ligatures w14:val="none"/>
-        </w:rPr>
-        <w:t xml:space="preserve"> </w:t>
-      </w:r>
-      <w:proofErr w:type="spellStart"/>
-      <w:r>
-        <w:rPr>
-          <w:rFonts w:eastAsia="Times New Roman" w:cstheme="minorHAnsi"/>
-          <w:kern w:val="0"/>
-          <w:szCs w:val="28"/>
-          <w:bdr w:val="none" w:sz="0" w:space="0" w:color="auto" w:frame="1"/>
-          <w:lang w:eastAsia="es-CO"/>
-          <w14:ligatures w14:val="none"/>
-        </w:rPr>
-        <w:t>production</w:t>
-      </w:r>
-      <w:proofErr w:type="spellEnd"/>
-      <w:r>
-        <w:rPr>
-          <w:rFonts w:eastAsia="Times New Roman" w:cstheme="minorHAnsi"/>
-          <w:kern w:val="0"/>
-          <w:szCs w:val="28"/>
-          <w:bdr w:val="none" w:sz="0" w:space="0" w:color="auto" w:frame="1"/>
-          <w:lang w:eastAsia="es-CO"/>
-          <w14:ligatures w14:val="none"/>
-        </w:rPr>
-        <w:t xml:space="preserve">. </w:t>
-      </w:r>
-      <w:proofErr w:type="spellStart"/>
-      <w:r>
-        <w:rPr>
-          <w:rFonts w:eastAsia="Times New Roman" w:cstheme="minorHAnsi"/>
-          <w:kern w:val="0"/>
-          <w:szCs w:val="28"/>
-          <w:bdr w:val="none" w:sz="0" w:space="0" w:color="auto" w:frame="1"/>
-          <w:lang w:eastAsia="es-CO"/>
-          <w14:ligatures w14:val="none"/>
-        </w:rPr>
-        <w:t>Successful</w:t>
-      </w:r>
-      <w:proofErr w:type="spellEnd"/>
-      <w:r>
-        <w:rPr>
-          <w:rFonts w:eastAsia="Times New Roman" w:cstheme="minorHAnsi"/>
-          <w:kern w:val="0"/>
-          <w:szCs w:val="28"/>
-          <w:bdr w:val="none" w:sz="0" w:space="0" w:color="auto" w:frame="1"/>
-          <w:lang w:eastAsia="es-CO"/>
-          <w14:ligatures w14:val="none"/>
-        </w:rPr>
-        <w:t xml:space="preserve"> </w:t>
-      </w:r>
-      <w:proofErr w:type="spellStart"/>
-      <w:r>
-        <w:rPr>
-          <w:rFonts w:eastAsia="Times New Roman" w:cstheme="minorHAnsi"/>
-          <w:kern w:val="0"/>
-          <w:szCs w:val="28"/>
-          <w:bdr w:val="none" w:sz="0" w:space="0" w:color="auto" w:frame="1"/>
-          <w:lang w:eastAsia="es-CO"/>
-          <w14:ligatures w14:val="none"/>
-        </w:rPr>
-        <w:t>Fashion</w:t>
-      </w:r>
-      <w:proofErr w:type="spellEnd"/>
-      <w:r>
-        <w:rPr>
-          <w:rFonts w:eastAsia="Times New Roman" w:cstheme="minorHAnsi"/>
-          <w:kern w:val="0"/>
-          <w:szCs w:val="28"/>
-          <w:bdr w:val="none" w:sz="0" w:space="0" w:color="auto" w:frame="1"/>
-          <w:lang w:eastAsia="es-CO"/>
-          <w14:ligatures w14:val="none"/>
-        </w:rPr>
-        <w:t xml:space="preserve"> </w:t>
-      </w:r>
-      <w:proofErr w:type="spellStart"/>
-      <w:r>
-        <w:rPr>
-          <w:rFonts w:eastAsia="Times New Roman" w:cstheme="minorHAnsi"/>
-          <w:kern w:val="0"/>
-          <w:szCs w:val="28"/>
-          <w:bdr w:val="none" w:sz="0" w:space="0" w:color="auto" w:frame="1"/>
-          <w:lang w:eastAsia="es-CO"/>
-          <w14:ligatures w14:val="none"/>
-        </w:rPr>
-        <w:t>Designer</w:t>
-      </w:r>
-      <w:proofErr w:type="spellEnd"/>
-      <w:r>
-        <w:rPr>
-          <w:rFonts w:eastAsia="Times New Roman" w:cstheme="minorHAnsi"/>
-          <w:kern w:val="0"/>
-          <w:szCs w:val="28"/>
-          <w:bdr w:val="none" w:sz="0" w:space="0" w:color="auto" w:frame="1"/>
-          <w:lang w:eastAsia="es-CO"/>
-          <w14:ligatures w14:val="none"/>
-        </w:rPr>
-        <w:t>.</w:t>
-      </w:r>
-    </w:p>
-    <w:p>
-      <w:pPr>
-        <w:rPr>
-          <w:rFonts w:eastAsia="Times New Roman" w:cstheme="minorHAnsi"/>
-          <w:kern w:val="0"/>
-          <w:szCs w:val="28"/>
-          <w:bdr w:val="none" w:sz="0" w:space="0" w:color="auto" w:frame="1"/>
-          <w:lang w:eastAsia="es-CO"/>
-          <w14:ligatures w14:val="none"/>
-        </w:rPr>
-      </w:pPr>
-      <w:r>
-        <w:rPr>
-          <w:rFonts w:eastAsia="Times New Roman" w:cstheme="minorHAnsi"/>
-          <w:kern w:val="0"/>
-          <w:szCs w:val="28"/>
-          <w:bdr w:val="none" w:sz="0" w:space="0" w:color="auto" w:frame="1"/>
-          <w:lang w:eastAsia="es-CO"/>
-          <w14:ligatures w14:val="none"/>
-        </w:rPr>
-        <w:t xml:space="preserve">Studio Faro. (2022). </w:t>
-      </w:r>
-      <w:proofErr w:type="spellStart"/>
-      <w:r>
-        <w:rPr>
-          <w:rFonts w:eastAsia="Times New Roman" w:cstheme="minorHAnsi"/>
-          <w:kern w:val="0"/>
-          <w:szCs w:val="28"/>
-          <w:bdr w:val="none" w:sz="0" w:space="0" w:color="auto" w:frame="1"/>
-          <w:lang w:eastAsia="es-CO"/>
-          <w14:ligatures w14:val="none"/>
-        </w:rPr>
-        <w:t>Grading</w:t>
-      </w:r>
-      <w:proofErr w:type="spellEnd"/>
-      <w:r>
-        <w:rPr>
-          <w:rFonts w:eastAsia="Times New Roman" w:cstheme="minorHAnsi"/>
-          <w:kern w:val="0"/>
-          <w:szCs w:val="28"/>
-          <w:bdr w:val="none" w:sz="0" w:space="0" w:color="auto" w:frame="1"/>
-          <w:lang w:eastAsia="es-CO"/>
-          <w14:ligatures w14:val="none"/>
-        </w:rPr>
-        <w:t xml:space="preserve"> </w:t>
-      </w:r>
-      <w:proofErr w:type="spellStart"/>
-      <w:r>
-        <w:rPr>
-          <w:rFonts w:eastAsia="Times New Roman" w:cstheme="minorHAnsi"/>
-          <w:kern w:val="0"/>
-          <w:szCs w:val="28"/>
-          <w:bdr w:val="none" w:sz="0" w:space="0" w:color="auto" w:frame="1"/>
-          <w:lang w:eastAsia="es-CO"/>
-          <w14:ligatures w14:val="none"/>
-        </w:rPr>
-        <w:t>women’s</w:t>
-      </w:r>
-      <w:proofErr w:type="spellEnd"/>
-      <w:r>
-        <w:rPr>
-          <w:rFonts w:eastAsia="Times New Roman" w:cstheme="minorHAnsi"/>
-          <w:kern w:val="0"/>
-          <w:szCs w:val="28"/>
-          <w:bdr w:val="none" w:sz="0" w:space="0" w:color="auto" w:frame="1"/>
-          <w:lang w:eastAsia="es-CO"/>
-          <w14:ligatures w14:val="none"/>
-        </w:rPr>
-        <w:t xml:space="preserve"> </w:t>
-      </w:r>
-      <w:proofErr w:type="spellStart"/>
-      <w:r>
-        <w:rPr>
-          <w:rFonts w:eastAsia="Times New Roman" w:cstheme="minorHAnsi"/>
-          <w:kern w:val="0"/>
-          <w:szCs w:val="28"/>
-          <w:bdr w:val="none" w:sz="0" w:space="0" w:color="auto" w:frame="1"/>
-          <w:lang w:eastAsia="es-CO"/>
-          <w14:ligatures w14:val="none"/>
-        </w:rPr>
-        <w:t>patterns</w:t>
-      </w:r>
-      <w:proofErr w:type="spellEnd"/>
-      <w:r>
-        <w:rPr>
-          <w:rFonts w:eastAsia="Times New Roman" w:cstheme="minorHAnsi"/>
-          <w:kern w:val="0"/>
-          <w:szCs w:val="28"/>
-          <w:bdr w:val="none" w:sz="0" w:space="0" w:color="auto" w:frame="1"/>
-          <w:lang w:eastAsia="es-CO"/>
-          <w14:ligatures w14:val="none"/>
-        </w:rPr>
-        <w:t>. Studio Faro.</w:t>
+        <w:t>Studio Faro. (2022). Grading women’s patterns. Studio Faro.</w:t>
       </w:r>
     </w:p>
     <w:p>
@@ -8629,13 +6951,8 @@
             <w:pPr>
               <w:pStyle w:val="TextoTablas"/>
             </w:pPr>
-            <w:proofErr w:type="spellStart"/>
-            <w:r>
-              <w:t>Milady</w:t>
-            </w:r>
-            <w:proofErr w:type="spellEnd"/>
-            <w:r>
-              <w:t xml:space="preserve"> Tatiana Villamil Castellanos</w:t>
+            <w:r>
+              <w:t>Milady Tatiana Villamil Castellanos</w:t>
             </w:r>
           </w:p>
         </w:tc>
@@ -8908,15 +7225,7 @@
               <w:pStyle w:val="TextoTablas"/>
             </w:pPr>
             <w:r>
-              <w:t xml:space="preserve">Johann Sebastián </w:t>
-            </w:r>
-            <w:proofErr w:type="spellStart"/>
-            <w:r>
-              <w:t>Teran</w:t>
-            </w:r>
-            <w:proofErr w:type="spellEnd"/>
-            <w:r>
-              <w:t xml:space="preserve"> Carvajal</w:t>
+              <w:t>Johann Sebastián Teran Carvajal</w:t>
             </w:r>
           </w:p>
         </w:tc>
@@ -9399,7 +7708,7 @@
         <v:path o:extrusionok="f" gradientshapeok="t" o:connecttype="rect"/>
         <o:lock v:ext="edit" aspectratio="t"/>
       </v:shapetype>
-      <v:shape id="_x0000_i1046" type="#_x0000_t75" style="width:10.5pt;height:10.5pt" o:bullet="t">
+      <v:shape id="_x0000_i1027" type="#_x0000_t75" style="width:9.95pt;height:9.95pt" o:bullet="t">
         <v:imagedata r:id="rId1" o:title="mso8C56"/>
       </v:shape>
     </w:pict>
@@ -12233,7 +10542,7 @@
   <w:abstractNum w:abstractNumId="26" w15:restartNumberingAfterBreak="0">
     <w:nsid w:val="551F4C5C"/>
     <w:multiLevelType w:val="hybridMultilevel"/>
-    <w:tmpl w:val="DAA8DED2"/>
+    <w:tmpl w:val="75FA9D9A"/>
     <w:lvl w:ilvl="0" w:tplc="240A0001">
       <w:start w:val="1"/>
       <w:numFmt w:val="bullet"/>
@@ -16043,10 +14352,6 @@
 </file>
 
 <file path=customXml/item1.xml><?xml version="1.0" encoding="utf-8"?>
-<b:Sources xmlns:b="http://schemas.openxmlformats.org/officeDocument/2006/bibliography" xmlns="http://schemas.openxmlformats.org/officeDocument/2006/bibliography" SelectedStyle="\APASixthEditionOfficeOnline.xsl" StyleName="APA" Version="6"/>
-</file>
-
-<file path=customXml/item2.xml><?xml version="1.0" encoding="utf-8"?>
 <p:properties xmlns:p="http://schemas.microsoft.com/office/2006/metadata/properties" xmlns:xsi="http://www.w3.org/2001/XMLSchema-instance" xmlns:pc="http://schemas.microsoft.com/office/infopath/2007/PartnerControls">
   <documentManagement>
     <TaxCatchAll xmlns="285d351f-f218-493a-825f-85a9dfbde315" xsi:nil="true"/>
@@ -16057,7 +14362,20 @@
 </p:properties>
 </file>
 
+<file path=customXml/item2.xml><?xml version="1.0" encoding="utf-8"?>
+<b:Sources xmlns:b="http://schemas.openxmlformats.org/officeDocument/2006/bibliography" xmlns="http://schemas.openxmlformats.org/officeDocument/2006/bibliography" SelectedStyle="\APASixthEditionOfficeOnline.xsl" StyleName="APA" Version="6"/>
+</file>
+
 <file path=customXml/item3.xml><?xml version="1.0" encoding="utf-8"?>
+<?mso-contentType ?>
+<FormTemplates xmlns="http://schemas.microsoft.com/sharepoint/v3/contenttype/forms">
+  <Display>DocumentLibraryForm</Display>
+  <Edit>DocumentLibraryForm</Edit>
+  <New>DocumentLibraryForm</New>
+</FormTemplates>
+</file>
+
+<file path=customXml/item4.xml><?xml version="1.0" encoding="utf-8"?>
 <ct:contentTypeSchema xmlns:ct="http://schemas.microsoft.com/office/2006/metadata/contentType" xmlns:ma="http://schemas.microsoft.com/office/2006/metadata/properties/metaAttributes" ct:_="" ma:_="" ma:contentTypeName="Documento" ma:contentTypeID="0x0101005D7421CBAB376F47AC1876466873BE0C" ma:contentTypeVersion="11" ma:contentTypeDescription="Crear nuevo documento." ma:contentTypeScope="" ma:versionID="2b4f891a1a5ad88e3e621500c8553ae4">
   <xsd:schema xmlns:xsd="http://www.w3.org/2001/XMLSchema" xmlns:xs="http://www.w3.org/2001/XMLSchema" xmlns:p="http://schemas.microsoft.com/office/2006/metadata/properties" xmlns:ns2="55abea07-cd72-4a95-add0-1082a24cf9e9" xmlns:ns3="285d351f-f218-493a-825f-85a9dfbde315" targetNamespace="http://schemas.microsoft.com/office/2006/metadata/properties" ma:root="true" ma:fieldsID="4883b2e7c543eac85f1b7e21127c6f20" ns2:_="" ns3:_="">
     <xsd:import namespace="55abea07-cd72-4a95-add0-1082a24cf9e9"/>
@@ -16252,24 +14570,7 @@
 </ct:contentTypeSchema>
 </file>
 
-<file path=customXml/item4.xml><?xml version="1.0" encoding="utf-8"?>
-<?mso-contentType ?>
-<FormTemplates xmlns="http://schemas.microsoft.com/sharepoint/v3/contenttype/forms">
-  <Display>DocumentLibraryForm</Display>
-  <Edit>DocumentLibraryForm</Edit>
-  <New>DocumentLibraryForm</New>
-</FormTemplates>
-</file>
-
 <file path=customXml/itemProps1.xml><?xml version="1.0" encoding="utf-8"?>
-<ds:datastoreItem xmlns:ds="http://schemas.openxmlformats.org/officeDocument/2006/customXml" ds:itemID="{A9F2CEBA-C824-4C86-81A8-E32CBD0EB92D}">
-  <ds:schemaRefs>
-    <ds:schemaRef ds:uri="http://schemas.openxmlformats.org/officeDocument/2006/bibliography"/>
-  </ds:schemaRefs>
-</ds:datastoreItem>
-</file>
-
-<file path=customXml/itemProps2.xml><?xml version="1.0" encoding="utf-8"?>
 <ds:datastoreItem xmlns:ds="http://schemas.openxmlformats.org/officeDocument/2006/customXml" ds:itemID="{26259216-AD86-464A-AEAD-95B1F9E17392}">
   <ds:schemaRefs>
     <ds:schemaRef ds:uri="http://schemas.microsoft.com/office/2006/metadata/properties"/>
@@ -16280,14 +14581,22 @@
 </ds:datastoreItem>
 </file>
 
-<file path=customXml/itemProps3.xml><?xml version="1.0" encoding="utf-8"?>
-<ds:datastoreItem xmlns:ds="http://schemas.openxmlformats.org/officeDocument/2006/customXml" ds:itemID="{4FFEC6E7-1884-4731-A820-5AAEB9099235}"/>
+<file path=customXml/itemProps2.xml><?xml version="1.0" encoding="utf-8"?>
+<ds:datastoreItem xmlns:ds="http://schemas.openxmlformats.org/officeDocument/2006/customXml" ds:itemID="{A9F2CEBA-C824-4C86-81A8-E32CBD0EB92D}">
+  <ds:schemaRefs>
+    <ds:schemaRef ds:uri="http://schemas.openxmlformats.org/officeDocument/2006/bibliography"/>
+  </ds:schemaRefs>
+</ds:datastoreItem>
 </file>
 
-<file path=customXml/itemProps4.xml><?xml version="1.0" encoding="utf-8"?>
+<file path=customXml/itemProps3.xml><?xml version="1.0" encoding="utf-8"?>
 <ds:datastoreItem xmlns:ds="http://schemas.openxmlformats.org/officeDocument/2006/customXml" ds:itemID="{D00A4A46-BDBD-48AC-87B9-2BA42D9CC06F}">
   <ds:schemaRefs>
     <ds:schemaRef ds:uri="http://schemas.microsoft.com/sharepoint/v3/contenttype/forms"/>
   </ds:schemaRefs>
 </ds:datastoreItem>
+</file>
+
+<file path=customXml/itemProps4.xml><?xml version="1.0" encoding="utf-8"?>
+<ds:datastoreItem xmlns:ds="http://schemas.openxmlformats.org/officeDocument/2006/customXml" ds:itemID="{1BC5D27E-E05D-44DA-8333-600A66EEE40F}"/>
 </file>